--- a/Documents/Sprint11_Task055_Implementar feedback de acoes para o usuario-Frontend.docx
+++ b/Documents/Sprint11_Task055_Implementar feedback de acoes para o usuario-Frontend.docx
@@ -103,20 +103,8 @@
                 <w:sz w:val="28"/>
                 <w:szCs w:val="28"/>
               </w:rPr>
-              <w:t xml:space="preserve">Sprint </w:t>
-            </w:r>
-            <w:proofErr w:type="spellStart"/>
-            <w:r>
-              <w:rPr>
-                <w:b/>
-                <w:bCs/>
-                <w:color w:val="FFFFFF" w:themeColor="background1"/>
-                <w:sz w:val="28"/>
-                <w:szCs w:val="28"/>
-              </w:rPr>
-              <w:t>Documentation</w:t>
-            </w:r>
-            <w:proofErr w:type="spellEnd"/>
+              <w:t>Sprint Documentation</w:t>
+            </w:r>
           </w:p>
         </w:tc>
       </w:tr>
@@ -306,15 +294,13 @@
                 <w:bCs/>
               </w:rPr>
             </w:pPr>
-            <w:proofErr w:type="spellStart"/>
             <w:r>
               <w:rPr>
                 <w:b/>
                 <w:bCs/>
               </w:rPr>
-              <w:t>Projetc</w:t>
-            </w:r>
-            <w:proofErr w:type="spellEnd"/>
+              <w:t>Projetc Name:</w:t>
+            </w:r>
             <w:r>
               <w:rPr>
                 <w:b/>
@@ -322,53 +308,6 @@
               </w:rPr>
               <w:t xml:space="preserve"> </w:t>
             </w:r>
-            <w:proofErr w:type="spellStart"/>
-            <w:r>
-              <w:rPr>
-                <w:b/>
-                <w:bCs/>
-              </w:rPr>
-              <w:t>Name</w:t>
-            </w:r>
-            <w:proofErr w:type="spellEnd"/>
-            <w:r>
-              <w:rPr>
-                <w:b/>
-                <w:bCs/>
-              </w:rPr>
-              <w:t>:</w:t>
-            </w:r>
-            <w:r>
-              <w:rPr>
-                <w:b/>
-                <w:bCs/>
-              </w:rPr>
-              <w:t xml:space="preserve"> </w:t>
-            </w:r>
-            <w:proofErr w:type="spellStart"/>
-            <w:r>
-              <w:t>Senior</w:t>
-            </w:r>
-            <w:proofErr w:type="spellEnd"/>
-            <w:r>
-              <w:t xml:space="preserve"> </w:t>
-            </w:r>
-            <w:proofErr w:type="spellStart"/>
-            <w:r>
-              <w:t>Care</w:t>
-            </w:r>
-            <w:proofErr w:type="spellEnd"/>
-            <w:r>
-              <w:t xml:space="preserve"> Manager</w:t>
-            </w:r>
-            <w:r>
-              <w:t xml:space="preserve">- </w:t>
-            </w:r>
-            <w:proofErr w:type="spellStart"/>
-            <w:r>
-              <w:t>Frontend</w:t>
-            </w:r>
-            <w:proofErr w:type="spellEnd"/>
           </w:p>
         </w:tc>
         <w:tc>
@@ -383,6 +322,9 @@
                 <w:bCs/>
               </w:rPr>
             </w:pPr>
+            <w:r>
+              <w:t>Senior Care Manager- Frontend</w:t>
+            </w:r>
           </w:p>
         </w:tc>
       </w:tr>
@@ -470,18 +412,8 @@
                 <w:bCs/>
                 <w:color w:val="FFFFFF" w:themeColor="background1"/>
               </w:rPr>
-              <w:t xml:space="preserve">Team </w:t>
-            </w:r>
-            <w:proofErr w:type="spellStart"/>
-            <w:r>
-              <w:rPr>
-                <w:b/>
-                <w:bCs/>
-                <w:color w:val="FFFFFF" w:themeColor="background1"/>
-              </w:rPr>
-              <w:t>Members</w:t>
-            </w:r>
-            <w:proofErr w:type="spellEnd"/>
+              <w:t>Team Members</w:t>
+            </w:r>
           </w:p>
         </w:tc>
       </w:tr>
@@ -496,15 +428,7 @@
           </w:tcPr>
           <w:p>
             <w:r>
-              <w:t xml:space="preserve">Kétlyn </w:t>
-            </w:r>
-            <w:proofErr w:type="spellStart"/>
-            <w:r>
-              <w:t>Christini</w:t>
-            </w:r>
-            <w:proofErr w:type="spellEnd"/>
-            <w:r>
-              <w:t xml:space="preserve"> Tonholi</w:t>
+              <w:t>Kétlyn Christini Tonholi</w:t>
             </w:r>
             <w:r>
               <w:t xml:space="preserve"> de Morais</w:t>
@@ -567,11 +491,9 @@
             <w:tcW w:w="6234" w:type="dxa"/>
           </w:tcPr>
           <w:p>
-            <w:proofErr w:type="spellStart"/>
             <w:r>
               <w:t>Description</w:t>
             </w:r>
-            <w:proofErr w:type="spellEnd"/>
           </w:p>
         </w:tc>
         <w:tc>
@@ -855,17 +777,8 @@
                 <w:b/>
                 <w:bCs/>
               </w:rPr>
-              <w:t xml:space="preserve">Task </w:t>
-            </w:r>
-            <w:proofErr w:type="spellStart"/>
-            <w:r>
-              <w:rPr>
-                <w:b/>
-                <w:bCs/>
-              </w:rPr>
-              <w:t>Description</w:t>
-            </w:r>
-            <w:proofErr w:type="spellEnd"/>
+              <w:t>Task Description</w:t>
+            </w:r>
           </w:p>
         </w:tc>
       </w:tr>
@@ -885,11 +798,9 @@
             <w:tcW w:w="2971" w:type="dxa"/>
           </w:tcPr>
           <w:p>
-            <w:proofErr w:type="spellStart"/>
             <w:r>
               <w:t>Description</w:t>
             </w:r>
-            <w:proofErr w:type="spellEnd"/>
           </w:p>
         </w:tc>
         <w:tc>
@@ -897,19 +808,9 @@
             <w:tcW w:w="1441" w:type="dxa"/>
           </w:tcPr>
           <w:p>
-            <w:proofErr w:type="spellStart"/>
-            <w:r>
-              <w:t>Assigned</w:t>
-            </w:r>
-            <w:proofErr w:type="spellEnd"/>
-            <w:r>
-              <w:t xml:space="preserve"> </w:t>
-            </w:r>
-            <w:proofErr w:type="spellStart"/>
-            <w:r>
-              <w:t>To</w:t>
-            </w:r>
-            <w:proofErr w:type="spellEnd"/>
+            <w:r>
+              <w:t>Assigned To</w:t>
+            </w:r>
           </w:p>
         </w:tc>
         <w:tc>
@@ -927,13 +828,8 @@
             <w:tcW w:w="1842" w:type="dxa"/>
           </w:tcPr>
           <w:p>
-            <w:proofErr w:type="spellStart"/>
-            <w:r>
-              <w:t>Estimated</w:t>
-            </w:r>
-            <w:proofErr w:type="spellEnd"/>
-            <w:r>
-              <w:t xml:space="preserve"> Hours</w:t>
+            <w:r>
+              <w:t>Estimated Hours</w:t>
             </w:r>
           </w:p>
         </w:tc>
@@ -942,13 +838,8 @@
             <w:tcW w:w="1683" w:type="dxa"/>
           </w:tcPr>
           <w:p>
-            <w:proofErr w:type="spellStart"/>
-            <w:r>
-              <w:t>Logged</w:t>
-            </w:r>
-            <w:proofErr w:type="spellEnd"/>
-            <w:r>
-              <w:t xml:space="preserve"> Hours</w:t>
+            <w:r>
+              <w:t>Logged Hours</w:t>
             </w:r>
           </w:p>
         </w:tc>
@@ -983,121 +874,33 @@
             <w:tcW w:w="2971" w:type="dxa"/>
           </w:tcPr>
           <w:p>
-            <w:pPr>
-              <w:jc w:val="center"/>
+            <w:r>
               <w:rPr>
                 <w:rFonts w:ascii="Aptos" w:eastAsia="Aptos" w:hAnsi="Aptos" w:cs="Aptos"/>
               </w:rPr>
-            </w:pPr>
+              <w:t xml:space="preserve">Sprint </w:t>
+            </w:r>
             <w:r>
               <w:rPr>
                 <w:rFonts w:ascii="Aptos" w:eastAsia="Aptos" w:hAnsi="Aptos" w:cs="Aptos"/>
               </w:rPr>
-              <w:t>Implementados feedbacks de ações para o usuário no Front-</w:t>
-            </w:r>
-            <w:proofErr w:type="spellStart"/>
+              <w:t>11</w:t>
+            </w:r>
             <w:r>
               <w:rPr>
                 <w:rFonts w:ascii="Aptos" w:eastAsia="Aptos" w:hAnsi="Aptos" w:cs="Aptos"/>
               </w:rPr>
-              <w:t>End</w:t>
-            </w:r>
-            <w:proofErr w:type="spellEnd"/>
+              <w:t xml:space="preserve"> – </w:t>
+            </w:r>
             <w:r>
               <w:rPr>
                 <w:rFonts w:ascii="Aptos" w:eastAsia="Aptos" w:hAnsi="Aptos" w:cs="Aptos"/>
               </w:rPr>
-              <w:t xml:space="preserve">, atendendo à Sprint 11 (Tarefa #55). Esta implementação incluiu melhorias de UX como a adição de um </w:t>
-            </w:r>
-            <w:proofErr w:type="spellStart"/>
-            <w:r>
-              <w:rPr>
-                <w:rFonts w:ascii="Aptos" w:eastAsia="Aptos" w:hAnsi="Aptos" w:cs="Aptos"/>
-              </w:rPr>
-              <w:t>spinner</w:t>
-            </w:r>
-            <w:proofErr w:type="spellEnd"/>
-            <w:r>
-              <w:rPr>
-                <w:rFonts w:ascii="Aptos" w:eastAsia="Aptos" w:hAnsi="Aptos" w:cs="Aptos"/>
-              </w:rPr>
-              <w:t xml:space="preserve"> de </w:t>
-            </w:r>
-            <w:proofErr w:type="spellStart"/>
-            <w:r>
-              <w:rPr>
-                <w:rFonts w:ascii="Aptos" w:eastAsia="Aptos" w:hAnsi="Aptos" w:cs="Aptos"/>
-              </w:rPr>
-              <w:t>loading</w:t>
-            </w:r>
-            <w:proofErr w:type="spellEnd"/>
-            <w:r>
-              <w:rPr>
-                <w:rFonts w:ascii="Aptos" w:eastAsia="Aptos" w:hAnsi="Aptos" w:cs="Aptos"/>
-              </w:rPr>
-              <w:t xml:space="preserve"> durante chamadas de API, tornando a espera visualmente clara, transições entre páginas mais suaves para uma navegação mais fluida, e a substituição completa de </w:t>
-            </w:r>
-            <w:proofErr w:type="spellStart"/>
-            <w:r>
-              <w:rPr>
-                <w:rFonts w:ascii="Aptos" w:eastAsia="Aptos" w:hAnsi="Aptos" w:cs="Aptos"/>
-              </w:rPr>
-              <w:t>alerts</w:t>
-            </w:r>
-            <w:proofErr w:type="spellEnd"/>
-            <w:r>
-              <w:rPr>
-                <w:rFonts w:ascii="Aptos" w:eastAsia="Aptos" w:hAnsi="Aptos" w:cs="Aptos"/>
-              </w:rPr>
-              <w:t xml:space="preserve"> nativos por componentes </w:t>
-            </w:r>
-            <w:proofErr w:type="spellStart"/>
-            <w:r>
-              <w:rPr>
-                <w:rFonts w:ascii="Aptos" w:eastAsia="Aptos" w:hAnsi="Aptos" w:cs="Aptos"/>
-              </w:rPr>
-              <w:t>toast</w:t>
-            </w:r>
-            <w:proofErr w:type="spellEnd"/>
-            <w:r>
-              <w:rPr>
-                <w:rFonts w:ascii="Aptos" w:eastAsia="Aptos" w:hAnsi="Aptos" w:cs="Aptos"/>
-              </w:rPr>
-              <w:t xml:space="preserve"> para notificações de erro e sucesso. Foram realizados testes unitários, testes de integração e testes práticos completos, integrando o </w:t>
-            </w:r>
-            <w:proofErr w:type="spellStart"/>
-            <w:r>
-              <w:rPr>
-                <w:rFonts w:ascii="Aptos" w:eastAsia="Aptos" w:hAnsi="Aptos" w:cs="Aptos"/>
-              </w:rPr>
-              <w:t>frontend</w:t>
-            </w:r>
-            <w:proofErr w:type="spellEnd"/>
-            <w:r>
-              <w:rPr>
-                <w:rFonts w:ascii="Aptos" w:eastAsia="Aptos" w:hAnsi="Aptos" w:cs="Aptos"/>
-              </w:rPr>
-              <w:t xml:space="preserve"> ao </w:t>
-            </w:r>
-            <w:proofErr w:type="spellStart"/>
-            <w:r>
-              <w:rPr>
-                <w:rFonts w:ascii="Aptos" w:eastAsia="Aptos" w:hAnsi="Aptos" w:cs="Aptos"/>
-              </w:rPr>
-              <w:t>backend</w:t>
-            </w:r>
-            <w:proofErr w:type="spellEnd"/>
-            <w:r>
-              <w:rPr>
-                <w:rFonts w:ascii="Aptos" w:eastAsia="Aptos" w:hAnsi="Aptos" w:cs="Aptos"/>
-              </w:rPr>
-              <w:t>, para garantir o funcionamento integral das novas funcionalidades e o atendimento total aos requisitos da Sprint.</w:t>
-            </w:r>
-          </w:p>
-          <w:p>
-            <w:pPr>
-              <w:jc w:val="center"/>
-            </w:pPr>
+              <w:t>Implementar feedback de ações para o usuário</w:t>
+            </w:r>
+            <w:r>
+              <w:t xml:space="preserve"> </w:t>
+            </w:r>
           </w:p>
         </w:tc>
         <w:tc>
@@ -1109,13 +912,8 @@
               <w:t>Kétlyn</w:t>
             </w:r>
             <w:r>
-              <w:t xml:space="preserve"> </w:t>
-            </w:r>
-            <w:proofErr w:type="spellStart"/>
-            <w:r>
-              <w:t>Christini</w:t>
-            </w:r>
-            <w:proofErr w:type="spellEnd"/>
+              <w:t xml:space="preserve"> Christini</w:t>
+            </w:r>
             <w:r>
               <w:t xml:space="preserve"> Tonholi</w:t>
             </w:r>
@@ -1171,11 +969,6 @@
         </w:tc>
       </w:tr>
     </w:tbl>
-    <w:p>
-      <w:r>
-        <w:br w:type="page"/>
-      </w:r>
-    </w:p>
     <w:p/>
     <w:p>
       <w:pPr>
@@ -1197,20 +990,8 @@
           <w:sz w:val="24"/>
           <w:szCs w:val="24"/>
         </w:rPr>
-        <w:t xml:space="preserve">Sprint </w:t>
-      </w:r>
-      <w:proofErr w:type="spellStart"/>
-      <w:r>
-        <w:rPr>
-          <w:b/>
-          <w:bCs/>
-          <w:color w:val="FFFFFF" w:themeColor="background1"/>
-          <w:sz w:val="24"/>
-          <w:szCs w:val="24"/>
-        </w:rPr>
-        <w:t>Description</w:t>
-      </w:r>
-      <w:proofErr w:type="spellEnd"/>
+        <w:t>Sprint Description</w:t>
+      </w:r>
     </w:p>
     <w:p>
       <w:pPr>
@@ -1224,63 +1005,7 @@
         <w:rPr>
           <w:rFonts w:ascii="Aptos" w:eastAsia="Aptos" w:hAnsi="Aptos" w:cs="Aptos"/>
         </w:rPr>
-        <w:t xml:space="preserve">A Sprint 11 teve como foco principal a implementação de feedbacks de ações para o usuário, com o objetivo de melhorar a experiência de uso (UX) da aplicação. Esta entrega representou um passo importante na evolução do projeto, ao garantir respostas visuais claras durante as interações do usuário, como a inclusão de </w:t>
-      </w:r>
-      <w:proofErr w:type="spellStart"/>
-      <w:r>
-        <w:rPr>
-          <w:rFonts w:ascii="Aptos" w:eastAsia="Aptos" w:hAnsi="Aptos" w:cs="Aptos"/>
-        </w:rPr>
-        <w:t>spinners</w:t>
-      </w:r>
-      <w:proofErr w:type="spellEnd"/>
-      <w:r>
-        <w:rPr>
-          <w:rFonts w:ascii="Aptos" w:eastAsia="Aptos" w:hAnsi="Aptos" w:cs="Aptos"/>
-        </w:rPr>
-        <w:t xml:space="preserve"> de </w:t>
-      </w:r>
-      <w:proofErr w:type="spellStart"/>
-      <w:r>
-        <w:rPr>
-          <w:rFonts w:ascii="Aptos" w:eastAsia="Aptos" w:hAnsi="Aptos" w:cs="Aptos"/>
-        </w:rPr>
-        <w:t>loading</w:t>
-      </w:r>
-      <w:proofErr w:type="spellEnd"/>
-      <w:r>
-        <w:rPr>
-          <w:rFonts w:ascii="Aptos" w:eastAsia="Aptos" w:hAnsi="Aptos" w:cs="Aptos"/>
-        </w:rPr>
-        <w:t xml:space="preserve"> ao usar a API, a implementação de transições mais suaves entre as páginas e a substituição de </w:t>
-      </w:r>
-      <w:proofErr w:type="spellStart"/>
-      <w:r>
-        <w:rPr>
-          <w:rFonts w:ascii="Aptos" w:eastAsia="Aptos" w:hAnsi="Aptos" w:cs="Aptos"/>
-        </w:rPr>
-        <w:t>alerts</w:t>
-      </w:r>
-      <w:proofErr w:type="spellEnd"/>
-      <w:r>
-        <w:rPr>
-          <w:rFonts w:ascii="Aptos" w:eastAsia="Aptos" w:hAnsi="Aptos" w:cs="Aptos"/>
-        </w:rPr>
-        <w:t xml:space="preserve"> por componentes '</w:t>
-      </w:r>
-      <w:proofErr w:type="spellStart"/>
-      <w:r>
-        <w:rPr>
-          <w:rFonts w:ascii="Aptos" w:eastAsia="Aptos" w:hAnsi="Aptos" w:cs="Aptos"/>
-        </w:rPr>
-        <w:t>toast</w:t>
-      </w:r>
-      <w:proofErr w:type="spellEnd"/>
-      <w:r>
-        <w:rPr>
-          <w:rFonts w:ascii="Aptos" w:eastAsia="Aptos" w:hAnsi="Aptos" w:cs="Aptos"/>
-        </w:rPr>
-        <w:t>'.</w:t>
+        <w:t>A Sprint 11 teve como foco principal a implementação de feedbacks de ações para o usuário, com o objetivo de melhorar a experiência de uso (UX) da aplicação. Esta entrega representou um passo importante na evolução do projeto, ao garantir respostas visuais claras durante as interações do usuário, como a inclusão de spinners de loading ao usar a API, a implementação de transições mais suaves entre as páginas e a substituição de alerts por componentes 'toast'.</w:t>
       </w:r>
     </w:p>
     <w:p>
@@ -1295,77 +1020,7 @@
         <w:rPr>
           <w:rFonts w:ascii="Aptos" w:eastAsia="Aptos" w:hAnsi="Aptos" w:cs="Aptos"/>
         </w:rPr>
-        <w:t xml:space="preserve">Durante o desenvolvimento, foram implementadas melhorias significativas na interface. O feedback visual agora é imediato: </w:t>
-      </w:r>
-      <w:proofErr w:type="spellStart"/>
-      <w:r>
-        <w:rPr>
-          <w:rFonts w:ascii="Aptos" w:eastAsia="Aptos" w:hAnsi="Aptos" w:cs="Aptos"/>
-        </w:rPr>
-        <w:t>spinners</w:t>
-      </w:r>
-      <w:proofErr w:type="spellEnd"/>
-      <w:r>
-        <w:rPr>
-          <w:rFonts w:ascii="Aptos" w:eastAsia="Aptos" w:hAnsi="Aptos" w:cs="Aptos"/>
-        </w:rPr>
-        <w:t xml:space="preserve"> de carregamento são exibidos sempre que uma requisição à API é realizada, informando ao usuário que uma ação está em processamento (conforme </w:t>
-      </w:r>
-      <w:proofErr w:type="spellStart"/>
-      <w:r>
-        <w:rPr>
-          <w:rFonts w:ascii="Aptos" w:eastAsia="Aptos" w:hAnsi="Aptos" w:cs="Aptos"/>
-        </w:rPr>
-        <w:t>screenshot</w:t>
-      </w:r>
-      <w:proofErr w:type="spellEnd"/>
-      <w:r>
-        <w:rPr>
-          <w:rFonts w:ascii="Aptos" w:eastAsia="Aptos" w:hAnsi="Aptos" w:cs="Aptos"/>
-        </w:rPr>
-        <w:t xml:space="preserve">). Além disso, todos os </w:t>
-      </w:r>
-      <w:proofErr w:type="spellStart"/>
-      <w:r>
-        <w:rPr>
-          <w:rFonts w:ascii="Aptos" w:eastAsia="Aptos" w:hAnsi="Aptos" w:cs="Aptos"/>
-        </w:rPr>
-        <w:t>alerts</w:t>
-      </w:r>
-      <w:proofErr w:type="spellEnd"/>
-      <w:r>
-        <w:rPr>
-          <w:rFonts w:ascii="Aptos" w:eastAsia="Aptos" w:hAnsi="Aptos" w:cs="Aptos"/>
-        </w:rPr>
-        <w:t xml:space="preserve"> do sistema foram convertidos em componentes '</w:t>
-      </w:r>
-      <w:proofErr w:type="spellStart"/>
-      <w:r>
-        <w:rPr>
-          <w:rFonts w:ascii="Aptos" w:eastAsia="Aptos" w:hAnsi="Aptos" w:cs="Aptos"/>
-        </w:rPr>
-        <w:t>toast</w:t>
-      </w:r>
-      <w:proofErr w:type="spellEnd"/>
-      <w:r>
-        <w:rPr>
-          <w:rFonts w:ascii="Aptos" w:eastAsia="Aptos" w:hAnsi="Aptos" w:cs="Aptos"/>
-        </w:rPr>
-        <w:t xml:space="preserve">', oferecendo notificações menos intrusivas e mais elegantes para mensagens de sucesso ou erro (conforme </w:t>
-      </w:r>
-      <w:proofErr w:type="spellStart"/>
-      <w:r>
-        <w:rPr>
-          <w:rFonts w:ascii="Aptos" w:eastAsia="Aptos" w:hAnsi="Aptos" w:cs="Aptos"/>
-        </w:rPr>
-        <w:t>screenshot</w:t>
-      </w:r>
-      <w:proofErr w:type="spellEnd"/>
-      <w:r>
-        <w:rPr>
-          <w:rFonts w:ascii="Aptos" w:eastAsia="Aptos" w:hAnsi="Aptos" w:cs="Aptos"/>
-        </w:rPr>
-        <w:t>).</w:t>
+        <w:t>Durante o desenvolvimento, foram implementadas melhorias significativas na interface. O feedback visual agora é imediato: spinners de carregamento são exibidos sempre que uma requisição à API é realizada, informando ao usuário que uma ação está em processamento (conforme screenshot). Além disso, todos os alerts do sistema foram convertidos em componentes 'toast', oferecendo notificações menos intrusivas e mais elegantes para mensagens de sucesso ou erro (conforme screenshot).</w:t>
       </w:r>
     </w:p>
     <w:p>
@@ -1380,35 +1035,7 @@
         <w:rPr>
           <w:rFonts w:ascii="Aptos" w:eastAsia="Aptos" w:hAnsi="Aptos" w:cs="Aptos"/>
         </w:rPr>
-        <w:t>No aspecto técnico, o foco foi garantir que esses componentes de feedback (</w:t>
-      </w:r>
-      <w:proofErr w:type="spellStart"/>
-      <w:r>
-        <w:rPr>
-          <w:rFonts w:ascii="Aptos" w:eastAsia="Aptos" w:hAnsi="Aptos" w:cs="Aptos"/>
-        </w:rPr>
-        <w:t>spinners</w:t>
-      </w:r>
-      <w:proofErr w:type="spellEnd"/>
-      <w:r>
-        <w:rPr>
-          <w:rFonts w:ascii="Aptos" w:eastAsia="Aptos" w:hAnsi="Aptos" w:cs="Aptos"/>
-        </w:rPr>
-        <w:t xml:space="preserve"> e </w:t>
-      </w:r>
-      <w:proofErr w:type="spellStart"/>
-      <w:r>
-        <w:rPr>
-          <w:rFonts w:ascii="Aptos" w:eastAsia="Aptos" w:hAnsi="Aptos" w:cs="Aptos"/>
-        </w:rPr>
-        <w:t>toasts</w:t>
-      </w:r>
-      <w:proofErr w:type="spellEnd"/>
-      <w:r>
-        <w:rPr>
-          <w:rFonts w:ascii="Aptos" w:eastAsia="Aptos" w:hAnsi="Aptos" w:cs="Aptos"/>
-        </w:rPr>
-        <w:t>) fossem integrados corretamente com as chamadas de serviço existentes, atendendo às solicitações da Sprint. A transição entre as diferentes seções da aplicação também foi refinada para melhorar a fluidez da navegação.</w:t>
+        <w:t>No aspecto técnico, o foco foi garantir que esses componentes de feedback (spinners e toasts) fossem integrados corretamente com as chamadas de serviço existentes, atendendo às solicitações da Sprint. A transição entre as diferentes seções da aplicação também foi refinada para melhorar a fluidez da navegação.</w:t>
       </w:r>
     </w:p>
     <w:p>
@@ -1423,49 +1050,7 @@
         <w:rPr>
           <w:rFonts w:ascii="Aptos" w:eastAsia="Aptos" w:hAnsi="Aptos" w:cs="Aptos"/>
         </w:rPr>
-        <w:t xml:space="preserve">A entrega foi acompanhada de testes unitários, testes de integração e, principalmente, testes práticos integrando o </w:t>
-      </w:r>
-      <w:proofErr w:type="spellStart"/>
-      <w:r>
-        <w:rPr>
-          <w:rFonts w:ascii="Aptos" w:eastAsia="Aptos" w:hAnsi="Aptos" w:cs="Aptos"/>
-        </w:rPr>
-        <w:t>backend</w:t>
-      </w:r>
-      <w:proofErr w:type="spellEnd"/>
-      <w:r>
-        <w:rPr>
-          <w:rFonts w:ascii="Aptos" w:eastAsia="Aptos" w:hAnsi="Aptos" w:cs="Aptos"/>
-        </w:rPr>
-        <w:t xml:space="preserve">. Estes testes validaram o comportamento da aplicação, garantindo o funcionamento correto dos </w:t>
-      </w:r>
-      <w:proofErr w:type="spellStart"/>
-      <w:r>
-        <w:rPr>
-          <w:rFonts w:ascii="Aptos" w:eastAsia="Aptos" w:hAnsi="Aptos" w:cs="Aptos"/>
-        </w:rPr>
-        <w:t>spinners</w:t>
-      </w:r>
-      <w:proofErr w:type="spellEnd"/>
-      <w:r>
-        <w:rPr>
-          <w:rFonts w:ascii="Aptos" w:eastAsia="Aptos" w:hAnsi="Aptos" w:cs="Aptos"/>
-        </w:rPr>
-        <w:t xml:space="preserve"> durante as chamadas de API e a exibição adequada dos </w:t>
-      </w:r>
-      <w:proofErr w:type="spellStart"/>
-      <w:r>
-        <w:rPr>
-          <w:rFonts w:ascii="Aptos" w:eastAsia="Aptos" w:hAnsi="Aptos" w:cs="Aptos"/>
-        </w:rPr>
-        <w:t>toasts</w:t>
-      </w:r>
-      <w:proofErr w:type="spellEnd"/>
-      <w:r>
-        <w:rPr>
-          <w:rFonts w:ascii="Aptos" w:eastAsia="Aptos" w:hAnsi="Aptos" w:cs="Aptos"/>
-        </w:rPr>
-        <w:t xml:space="preserve"> em diferentes cenários, assegurando o atendimento integral dos requisitos da Sprint 11.</w:t>
+        <w:t>A entrega foi acompanhada de testes unitários, testes de integração e, principalmente, testes práticos integrando o backend. Estes testes validaram o comportamento da aplicação, garantindo o funcionamento correto dos spinners durante as chamadas de API e a exibição adequada dos toasts em diferentes cenários, assegurando o atendimento integral dos requisitos da Sprint 11.</w:t>
       </w:r>
     </w:p>
     <w:p>
@@ -1480,27 +1065,14 @@
         <w:rPr>
           <w:rFonts w:ascii="Aptos" w:eastAsia="Aptos" w:hAnsi="Aptos" w:cs="Aptos"/>
         </w:rPr>
+        <w:lastRenderedPageBreak/>
         <w:t>Esta sprint reforçou o compromisso com a qualidade da experiência do usuário (UX) e com a modernização da interface. Ao final do ciclo, concluiu-se a implementação dos feedbacks visuais, preparando o terreno para a evolução do sistema e garantindo uma interação mais clara, fluida e profissional com o usuário.</w:t>
       </w:r>
     </w:p>
-    <w:p>
-      <w:pPr>
-        <w:spacing w:before="240" w:after="240"/>
-        <w:jc w:val="both"/>
-        <w:rPr>
-          <w:rFonts w:ascii="Aptos" w:eastAsia="Aptos" w:hAnsi="Aptos" w:cs="Aptos"/>
-        </w:rPr>
-      </w:pPr>
-    </w:p>
-    <w:p>
-      <w:r>
-        <w:br w:type="page"/>
-      </w:r>
-    </w:p>
-    <w:p/>
     <w:tbl>
       <w:tblPr>
         <w:tblStyle w:val="Tabelacomgrade"/>
+        <w:tblpPr w:leftFromText="141" w:rightFromText="141" w:vertAnchor="text" w:horzAnchor="margin" w:tblpYSpec="center"/>
         <w:tblW w:w="0" w:type="auto"/>
         <w:tblLook w:val="04A0" w:firstRow="1" w:lastRow="0" w:firstColumn="1" w:lastColumn="0" w:noHBand="0" w:noVBand="1"/>
       </w:tblPr>
@@ -1531,25 +1103,23 @@
                 <w:sz w:val="24"/>
                 <w:szCs w:val="24"/>
               </w:rPr>
-              <w:t xml:space="preserve">Sprint </w:t>
-            </w:r>
-            <w:proofErr w:type="spellStart"/>
-            <w:r>
-              <w:rPr>
-                <w:b/>
-                <w:bCs/>
-                <w:color w:val="FFFFFF" w:themeColor="background1"/>
-                <w:sz w:val="24"/>
-                <w:szCs w:val="24"/>
-              </w:rPr>
-              <w:t>Results</w:t>
-            </w:r>
-            <w:proofErr w:type="spellEnd"/>
+              <w:t>Sprint Results</w:t>
+            </w:r>
           </w:p>
         </w:tc>
       </w:tr>
     </w:tbl>
-    <w:p/>
+    <w:p>
+      <w:pPr>
+        <w:rPr>
+          <w:rFonts w:ascii="Aptos" w:eastAsia="Aptos" w:hAnsi="Aptos" w:cs="Aptos"/>
+          <w:b/>
+          <w:bCs/>
+          <w:sz w:val="24"/>
+          <w:szCs w:val="24"/>
+        </w:rPr>
+      </w:pPr>
+    </w:p>
     <w:p>
       <w:pPr>
         <w:rPr>
@@ -1683,6 +1253,7 @@
     </w:p>
     <w:p>
       <w:pPr>
+        <w:jc w:val="both"/>
         <w:rPr>
           <w:rFonts w:ascii="Aptos" w:eastAsia="Aptos" w:hAnsi="Aptos" w:cs="Aptos"/>
         </w:rPr>
@@ -1696,112 +1267,30 @@
     </w:p>
     <w:p>
       <w:pPr>
-        <w:rPr>
-          <w:rFonts w:ascii="Aptos" w:eastAsia="Aptos" w:hAnsi="Aptos" w:cs="Aptos"/>
-        </w:rPr>
-      </w:pPr>
-      <w:r>
-        <w:rPr>
-          <w:rFonts w:ascii="Aptos" w:eastAsia="Aptos" w:hAnsi="Aptos" w:cs="Aptos"/>
-        </w:rPr>
-        <w:t>As imagens anexadas ilustram essas melhorias. A primeira (</w:t>
-      </w:r>
-      <w:proofErr w:type="spellStart"/>
-      <w:r>
-        <w:rPr>
-          <w:rFonts w:ascii="Aptos" w:eastAsia="Aptos" w:hAnsi="Aptos" w:cs="Aptos"/>
-        </w:rPr>
-        <w:t>screenshot</w:t>
-      </w:r>
-      <w:proofErr w:type="spellEnd"/>
-      <w:r>
-        <w:rPr>
-          <w:rFonts w:ascii="Aptos" w:eastAsia="Aptos" w:hAnsi="Aptos" w:cs="Aptos"/>
-        </w:rPr>
-        <w:t xml:space="preserve">) demonstra o uso do </w:t>
-      </w:r>
-      <w:proofErr w:type="spellStart"/>
-      <w:r>
-        <w:rPr>
-          <w:rFonts w:ascii="Aptos" w:eastAsia="Aptos" w:hAnsi="Aptos" w:cs="Aptos"/>
-        </w:rPr>
-        <w:t>spinner</w:t>
-      </w:r>
-      <w:proofErr w:type="spellEnd"/>
-      <w:r>
-        <w:rPr>
-          <w:rFonts w:ascii="Aptos" w:eastAsia="Aptos" w:hAnsi="Aptos" w:cs="Aptos"/>
-        </w:rPr>
-        <w:t xml:space="preserve"> de carregamento ("Carregando..."), componente que agora é ativado durante as requisições à API (como ao buscar dados) para informar ao usuário que uma ação está em processamento. A segunda imagem (</w:t>
-      </w:r>
-      <w:proofErr w:type="spellStart"/>
-      <w:r>
-        <w:rPr>
-          <w:rFonts w:ascii="Aptos" w:eastAsia="Aptos" w:hAnsi="Aptos" w:cs="Aptos"/>
-        </w:rPr>
-        <w:t>screenshot</w:t>
-      </w:r>
-      <w:proofErr w:type="spellEnd"/>
-      <w:r>
-        <w:rPr>
-          <w:rFonts w:ascii="Aptos" w:eastAsia="Aptos" w:hAnsi="Aptos" w:cs="Aptos"/>
-        </w:rPr>
-        <w:t xml:space="preserve">) mostra a substituição dos </w:t>
-      </w:r>
-      <w:proofErr w:type="spellStart"/>
-      <w:r>
-        <w:rPr>
-          <w:rFonts w:ascii="Aptos" w:eastAsia="Aptos" w:hAnsi="Aptos" w:cs="Aptos"/>
-        </w:rPr>
-        <w:t>alerts</w:t>
-      </w:r>
-      <w:proofErr w:type="spellEnd"/>
-      <w:r>
-        <w:rPr>
-          <w:rFonts w:ascii="Aptos" w:eastAsia="Aptos" w:hAnsi="Aptos" w:cs="Aptos"/>
-        </w:rPr>
-        <w:t xml:space="preserve"> por componentes '</w:t>
-      </w:r>
-      <w:proofErr w:type="spellStart"/>
-      <w:r>
-        <w:rPr>
-          <w:rFonts w:ascii="Aptos" w:eastAsia="Aptos" w:hAnsi="Aptos" w:cs="Aptos"/>
-        </w:rPr>
-        <w:t>toast</w:t>
-      </w:r>
-      <w:proofErr w:type="spellEnd"/>
-      <w:r>
-        <w:rPr>
-          <w:rFonts w:ascii="Aptos" w:eastAsia="Aptos" w:hAnsi="Aptos" w:cs="Aptos"/>
-        </w:rPr>
-        <w:t>' (no exemplo, "Erro desconhecido"), utilizados para exibir mensagens de erro ou sucesso de forma menos intrusiva.</w:t>
+        <w:jc w:val="both"/>
+        <w:rPr>
+          <w:rFonts w:ascii="Aptos" w:eastAsia="Aptos" w:hAnsi="Aptos" w:cs="Aptos"/>
+        </w:rPr>
+      </w:pPr>
+      <w:r>
+        <w:rPr>
+          <w:rFonts w:ascii="Aptos" w:eastAsia="Aptos" w:hAnsi="Aptos" w:cs="Aptos"/>
+        </w:rPr>
+        <w:t>As imagens anexadas ilustram essas melhorias. A primeira (screenshot) demonstra o uso do spinner de carregamento ("Carregando..."), componente que agora é ativado durante as requisições à API (como ao buscar dados) para informar ao usuário que uma ação está em processamento. A segunda imagem (screenshot) mostra a substituição dos alerts por componentes 'toast' (no exemplo, "Erro desconhecido"), utilizados para exibir mensagens de erro ou sucesso de forma menos intrusiva.</w:t>
       </w:r>
     </w:p>
     <w:p>
       <w:pPr>
-        <w:rPr>
-          <w:rFonts w:ascii="Aptos" w:eastAsia="Aptos" w:hAnsi="Aptos" w:cs="Aptos"/>
-        </w:rPr>
-      </w:pPr>
-      <w:r>
-        <w:rPr>
-          <w:rFonts w:ascii="Aptos" w:eastAsia="Aptos" w:hAnsi="Aptos" w:cs="Aptos"/>
-        </w:rPr>
-        <w:t>Embora a tela de "Religiões" mantenha suas funcionalidades (listagem, campo de busca, botões de ação), a experiência de interação foi refinada. As validações de dados e os retornos da API agora utilizam '</w:t>
-      </w:r>
-      <w:proofErr w:type="spellStart"/>
-      <w:r>
-        <w:rPr>
-          <w:rFonts w:ascii="Aptos" w:eastAsia="Aptos" w:hAnsi="Aptos" w:cs="Aptos"/>
-        </w:rPr>
-        <w:t>toasts</w:t>
-      </w:r>
-      <w:proofErr w:type="spellEnd"/>
-      <w:r>
-        <w:rPr>
-          <w:rFonts w:ascii="Aptos" w:eastAsia="Aptos" w:hAnsi="Aptos" w:cs="Aptos"/>
-        </w:rPr>
-        <w:t>' para mensagens informativas, e as transições de página estão mais suaves, atendendo integralmente aos requisitos de UX da Sprint 11.</w:t>
+        <w:jc w:val="both"/>
+        <w:rPr>
+          <w:rFonts w:ascii="Aptos" w:eastAsia="Aptos" w:hAnsi="Aptos" w:cs="Aptos"/>
+        </w:rPr>
+      </w:pPr>
+      <w:r>
+        <w:rPr>
+          <w:rFonts w:ascii="Aptos" w:eastAsia="Aptos" w:hAnsi="Aptos" w:cs="Aptos"/>
+        </w:rPr>
+        <w:t>Embora a tela de "Religiões" mantenha suas funcionalidades (listagem, campo de busca, botões de ação), a experiência de interação foi refinada. As validações de dados e os retornos da API agora utilizam 'toasts' para mensagens informativas, e as transições de página estão mais suaves, atendendo integralmente aos requisitos de UX da Sprint 11.</w:t>
       </w:r>
     </w:p>
     <w:p/>
@@ -1827,7 +1316,6 @@
           <w:sz w:val="24"/>
           <w:szCs w:val="24"/>
         </w:rPr>
-        <w:lastRenderedPageBreak/>
         <w:t>Principais características da tela produzida:</w:t>
       </w:r>
     </w:p>
@@ -1860,15 +1348,7 @@
         <w:t>Feedback Visual de Carregamento:</w:t>
       </w:r>
       <w:r>
-        <w:t xml:space="preserve"> A aplicação agora apresenta respostas claras de carregamento, exibindo </w:t>
-      </w:r>
-      <w:proofErr w:type="spellStart"/>
-      <w:r>
-        <w:t>spinners</w:t>
-      </w:r>
-      <w:proofErr w:type="spellEnd"/>
-      <w:r>
-        <w:t xml:space="preserve"> (como visto na tela "Religiões") sempre que uma requisição à API está em andamento, priorizando a transparência da ação.</w:t>
+        <w:t xml:space="preserve"> A aplicação agora apresenta respostas claras de carregamento, exibindo spinners (como visto na tela "Religiões") sempre que uma requisição à API está em andamento, priorizando a transparência da ação.</w:t>
       </w:r>
     </w:p>
     <w:p>
@@ -1884,23 +1364,7 @@
         <w:t>Sistema de Notificação Aprimorado:</w:t>
       </w:r>
       <w:r>
-        <w:t xml:space="preserve"> As funcionalidades de notificação foram modernizadas, substituindo todos os </w:t>
-      </w:r>
-      <w:proofErr w:type="spellStart"/>
-      <w:r>
-        <w:t>alerts</w:t>
-      </w:r>
-      <w:proofErr w:type="spellEnd"/>
-      <w:r>
-        <w:t xml:space="preserve"> por componentes '</w:t>
-      </w:r>
-      <w:proofErr w:type="spellStart"/>
-      <w:r>
-        <w:t>toast</w:t>
-      </w:r>
-      <w:proofErr w:type="spellEnd"/>
-      <w:r>
-        <w:t>' para mensagens de erro ou sucesso, fornecendo feedback imediato sem interromper o fluxo do usuário.</w:t>
+        <w:t xml:space="preserve"> As funcionalidades de notificação foram modernizadas, substituindo todos os alerts por componentes 'toast' para mensagens de erro ou sucesso, fornecendo feedback imediato sem interromper o fluxo do usuário.</w:t>
       </w:r>
     </w:p>
     <w:p>
@@ -1950,51 +1414,18 @@
       <w:r>
         <w:t xml:space="preserve"> A interface agora se apresenta de forma mais profissional e responsiva, mantendo a consistência visual do sistema, mas com uma usabilidade nitidamente aprimorada.</w:t>
       </w:r>
-    </w:p>
-    <w:p>
-      <w:pPr>
-        <w:pStyle w:val="PargrafodaLista"/>
-        <w:spacing w:before="281" w:after="281"/>
-        <w:jc w:val="both"/>
-        <w:rPr>
-          <w:rFonts w:ascii="Aptos" w:eastAsia="Aptos" w:hAnsi="Aptos" w:cs="Aptos"/>
-          <w:b/>
-          <w:bCs/>
-          <w:color w:val="000000" w:themeColor="text1"/>
-        </w:rPr>
-      </w:pPr>
-    </w:p>
-    <w:p>
-      <w:pPr>
-        <w:pStyle w:val="PargrafodaLista"/>
-        <w:spacing w:before="281" w:after="281"/>
-        <w:jc w:val="both"/>
-        <w:rPr>
-          <w:rFonts w:ascii="Aptos" w:eastAsia="Aptos" w:hAnsi="Aptos" w:cs="Aptos"/>
-          <w:b/>
-          <w:bCs/>
-          <w:color w:val="000000" w:themeColor="text1"/>
-        </w:rPr>
-      </w:pPr>
-    </w:p>
-    <w:p>
-      <w:pPr>
-        <w:pStyle w:val="PargrafodaLista"/>
-        <w:spacing w:before="281" w:after="281"/>
-        <w:jc w:val="both"/>
-        <w:rPr>
-          <w:rFonts w:ascii="Aptos" w:eastAsia="Aptos" w:hAnsi="Aptos" w:cs="Aptos"/>
-          <w:b/>
-          <w:bCs/>
-          <w:color w:val="000000" w:themeColor="text1"/>
-        </w:rPr>
-      </w:pPr>
     </w:p>
     <w:p>
       <w:pPr>
         <w:pStyle w:val="PargrafodaLista"/>
         <w:spacing w:before="281" w:after="281"/>
         <w:ind w:left="0"/>
+        <w:jc w:val="both"/>
+        <w:rPr>
+          <w:rFonts w:ascii="Aptos" w:eastAsia="Aptos" w:hAnsi="Aptos" w:cs="Aptos"/>
+        </w:rPr>
+      </w:pPr>
+      <w:r>
         <w:rPr>
           <w:rFonts w:ascii="Aptos" w:eastAsia="Aptos" w:hAnsi="Aptos" w:cs="Aptos"/>
           <w:b/>
@@ -2003,7 +1434,8 @@
           <w:sz w:val="24"/>
           <w:szCs w:val="24"/>
         </w:rPr>
-      </w:pPr>
+        <w:t>Importância da tela para o projeto:</w:t>
+      </w:r>
       <w:r>
         <w:rPr>
           <w:rFonts w:ascii="Aptos" w:eastAsia="Aptos" w:hAnsi="Aptos" w:cs="Aptos"/>
@@ -2013,7 +1445,7 @@
           <w:sz w:val="24"/>
           <w:szCs w:val="24"/>
         </w:rPr>
-        <w:t>Importância da tela para o projeto:</w:t>
+        <w:br/>
       </w:r>
       <w:r>
         <w:rPr>
@@ -2029,142 +1461,55 @@
       <w:r>
         <w:rPr>
           <w:rFonts w:ascii="Aptos" w:eastAsia="Aptos" w:hAnsi="Aptos" w:cs="Aptos"/>
+        </w:rPr>
+        <w:t>A implementação das melhorias de UX da Sprint 11 representa um avanço significativo no sistema, pois introduz feedbacks visuais claros (como spinners e toasts) e reforça a qualidade da interação do usuário com a aplicação. As funcionalidades integram-se diretamente às chamadas de API do backend (para os spinners) e aos retornos de ações (para os toasts), estabelecendo uma base sólida para a modernização futura do sistema.</w:t>
+      </w:r>
+      <w:r>
+        <w:rPr>
+          <w:rFonts w:ascii="Aptos" w:eastAsia="Aptos" w:hAnsi="Aptos" w:cs="Aptos"/>
+        </w:rPr>
+        <w:br/>
+      </w:r>
+      <w:r>
+        <w:rPr>
+          <w:rFonts w:ascii="Aptos" w:eastAsia="Aptos" w:hAnsi="Aptos" w:cs="Aptos"/>
+        </w:rPr>
+        <w:br/>
+      </w:r>
+      <w:r>
+        <w:rPr>
+          <w:rFonts w:ascii="Aptos" w:eastAsia="Aptos" w:hAnsi="Aptos" w:cs="Aptos"/>
+        </w:rPr>
+        <w:t>Esta entrega reforça boas práticas de design de interface (UI/UX), como padronização de feedback, comunicação clara (substituindo 'alerts') e uma arquitetura de front-end mais modular. Isso serve como modelo para o tratamento de interações em novas funcionalidades. A Sprint agrega valor ao projeto ao oferecer aos usuários uma ferramenta mais fluida, profissional e confiável, consolidando mais um passo importante na evolução da aplicação.</w:t>
+      </w:r>
+    </w:p>
+    <w:p>
+      <w:pPr>
+        <w:pStyle w:val="PargrafodaLista"/>
+        <w:spacing w:before="281" w:after="281"/>
+        <w:ind w:left="0"/>
+        <w:jc w:val="both"/>
+        <w:rPr>
+          <w:rFonts w:ascii="Aptos" w:eastAsia="Aptos" w:hAnsi="Aptos" w:cs="Aptos"/>
+        </w:rPr>
+      </w:pPr>
+    </w:p>
+    <w:p>
+      <w:pPr>
+        <w:pStyle w:val="PargrafodaLista"/>
+        <w:spacing w:before="281" w:after="281"/>
+        <w:ind w:left="0"/>
+        <w:jc w:val="both"/>
+        <w:rPr>
+          <w:rFonts w:ascii="Aptos" w:eastAsia="Aptos" w:hAnsi="Aptos" w:cs="Aptos"/>
           <w:b/>
           <w:bCs/>
           <w:color w:val="000000" w:themeColor="text1"/>
           <w:sz w:val="24"/>
           <w:szCs w:val="24"/>
         </w:rPr>
-        <w:br/>
-      </w:r>
-      <w:r>
-        <w:rPr>
-          <w:rFonts w:ascii="Aptos" w:eastAsia="Aptos" w:hAnsi="Aptos" w:cs="Aptos"/>
-        </w:rPr>
-        <w:t xml:space="preserve">A implementação das melhorias de UX da Sprint 11 representa um avanço significativo no sistema, pois introduz feedbacks visuais claros (como </w:t>
-      </w:r>
-      <w:proofErr w:type="spellStart"/>
-      <w:r>
-        <w:rPr>
-          <w:rFonts w:ascii="Aptos" w:eastAsia="Aptos" w:hAnsi="Aptos" w:cs="Aptos"/>
-        </w:rPr>
-        <w:t>spinners</w:t>
-      </w:r>
-      <w:proofErr w:type="spellEnd"/>
-      <w:r>
-        <w:rPr>
-          <w:rFonts w:ascii="Aptos" w:eastAsia="Aptos" w:hAnsi="Aptos" w:cs="Aptos"/>
-        </w:rPr>
-        <w:t xml:space="preserve"> e </w:t>
-      </w:r>
-      <w:proofErr w:type="spellStart"/>
-      <w:r>
-        <w:rPr>
-          <w:rFonts w:ascii="Aptos" w:eastAsia="Aptos" w:hAnsi="Aptos" w:cs="Aptos"/>
-        </w:rPr>
-        <w:t>toasts</w:t>
-      </w:r>
-      <w:proofErr w:type="spellEnd"/>
-      <w:r>
-        <w:rPr>
-          <w:rFonts w:ascii="Aptos" w:eastAsia="Aptos" w:hAnsi="Aptos" w:cs="Aptos"/>
-        </w:rPr>
-        <w:t xml:space="preserve">) e reforça a qualidade da interação do usuário com a aplicação. As funcionalidades integram-se diretamente às chamadas de API do </w:t>
-      </w:r>
-      <w:proofErr w:type="spellStart"/>
-      <w:r>
-        <w:rPr>
-          <w:rFonts w:ascii="Aptos" w:eastAsia="Aptos" w:hAnsi="Aptos" w:cs="Aptos"/>
-        </w:rPr>
-        <w:t>backend</w:t>
-      </w:r>
-      <w:proofErr w:type="spellEnd"/>
-      <w:r>
-        <w:rPr>
-          <w:rFonts w:ascii="Aptos" w:eastAsia="Aptos" w:hAnsi="Aptos" w:cs="Aptos"/>
-        </w:rPr>
-        <w:t xml:space="preserve"> (para os </w:t>
-      </w:r>
-      <w:proofErr w:type="spellStart"/>
-      <w:r>
-        <w:rPr>
-          <w:rFonts w:ascii="Aptos" w:eastAsia="Aptos" w:hAnsi="Aptos" w:cs="Aptos"/>
-        </w:rPr>
-        <w:t>spinners</w:t>
-      </w:r>
-      <w:proofErr w:type="spellEnd"/>
-      <w:r>
-        <w:rPr>
-          <w:rFonts w:ascii="Aptos" w:eastAsia="Aptos" w:hAnsi="Aptos" w:cs="Aptos"/>
-        </w:rPr>
-        <w:t xml:space="preserve">) e aos retornos de ações (para os </w:t>
-      </w:r>
-      <w:proofErr w:type="spellStart"/>
-      <w:r>
-        <w:rPr>
-          <w:rFonts w:ascii="Aptos" w:eastAsia="Aptos" w:hAnsi="Aptos" w:cs="Aptos"/>
-        </w:rPr>
-        <w:t>toasts</w:t>
-      </w:r>
-      <w:proofErr w:type="spellEnd"/>
-      <w:r>
-        <w:rPr>
-          <w:rFonts w:ascii="Aptos" w:eastAsia="Aptos" w:hAnsi="Aptos" w:cs="Aptos"/>
-        </w:rPr>
-        <w:t>), estabelecendo uma base sólida para a modernização futura do sistema.</w:t>
-      </w:r>
-      <w:r>
-        <w:rPr>
-          <w:rFonts w:ascii="Aptos" w:eastAsia="Aptos" w:hAnsi="Aptos" w:cs="Aptos"/>
-        </w:rPr>
-        <w:br/>
-      </w:r>
-      <w:r>
-        <w:rPr>
-          <w:rFonts w:ascii="Aptos" w:eastAsia="Aptos" w:hAnsi="Aptos" w:cs="Aptos"/>
-        </w:rPr>
-        <w:br/>
-      </w:r>
-      <w:r>
-        <w:rPr>
-          <w:rFonts w:ascii="Aptos" w:eastAsia="Aptos" w:hAnsi="Aptos" w:cs="Aptos"/>
-        </w:rPr>
-        <w:t>Esta entrega reforça boas práticas de design de interface (UI/UX), como padronização de feedback, comunicação clara (substituindo '</w:t>
-      </w:r>
-      <w:proofErr w:type="spellStart"/>
-      <w:r>
-        <w:rPr>
-          <w:rFonts w:ascii="Aptos" w:eastAsia="Aptos" w:hAnsi="Aptos" w:cs="Aptos"/>
-        </w:rPr>
-        <w:t>alerts</w:t>
-      </w:r>
-      <w:proofErr w:type="spellEnd"/>
-      <w:r>
-        <w:rPr>
-          <w:rFonts w:ascii="Aptos" w:eastAsia="Aptos" w:hAnsi="Aptos" w:cs="Aptos"/>
-        </w:rPr>
-        <w:t>') e uma arquitetura de front-</w:t>
-      </w:r>
-      <w:proofErr w:type="spellStart"/>
-      <w:r>
-        <w:rPr>
-          <w:rFonts w:ascii="Aptos" w:eastAsia="Aptos" w:hAnsi="Aptos" w:cs="Aptos"/>
-        </w:rPr>
-        <w:t>end</w:t>
-      </w:r>
-      <w:proofErr w:type="spellEnd"/>
-      <w:r>
-        <w:rPr>
-          <w:rFonts w:ascii="Aptos" w:eastAsia="Aptos" w:hAnsi="Aptos" w:cs="Aptos"/>
-        </w:rPr>
-        <w:t xml:space="preserve"> mais modular. Isso serve como modelo para o tratamento de interações em novas funcionalidades. A Sprint agrega valor ao projeto ao oferecer aos usuários uma ferramenta mais fluida, profissional e confiável, consolidando mais um passo importante na evolução da aplicação.</w:t>
-      </w:r>
-    </w:p>
-    <w:p>
-      <w:pPr>
-        <w:pStyle w:val="Ttulo2"/>
-        <w:spacing w:before="240" w:after="240"/>
-        <w:jc w:val="both"/>
+      </w:pPr>
+      <w:r>
         <w:rPr>
           <w:rFonts w:ascii="Aptos" w:eastAsia="Aptos" w:hAnsi="Aptos" w:cs="Aptos"/>
           <w:b/>
@@ -2173,8 +1518,15 @@
           <w:sz w:val="24"/>
           <w:szCs w:val="24"/>
         </w:rPr>
-      </w:pPr>
-      <w:r>
+        <w:t>O que foi bem durante a sprint – Aprendizados</w:t>
+      </w:r>
+    </w:p>
+    <w:p>
+      <w:pPr>
+        <w:pStyle w:val="PargrafodaLista"/>
+        <w:spacing w:before="281" w:after="281"/>
+        <w:ind w:left="0"/>
+        <w:jc w:val="both"/>
         <w:rPr>
           <w:rFonts w:ascii="Aptos" w:eastAsia="Aptos" w:hAnsi="Aptos" w:cs="Aptos"/>
           <w:b/>
@@ -2183,96 +1535,42 @@
           <w:sz w:val="24"/>
           <w:szCs w:val="24"/>
         </w:rPr>
-        <w:lastRenderedPageBreak/>
-        <w:t>O que foi bem durante a sprint – Aprendizados</w:t>
-      </w:r>
+      </w:pPr>
     </w:p>
     <w:p>
       <w:pPr>
-        <w:pStyle w:val="Ttulo3"/>
+        <w:pStyle w:val="PargrafodaLista"/>
         <w:spacing w:before="281" w:after="281"/>
+        <w:ind w:left="0"/>
         <w:jc w:val="both"/>
         <w:rPr>
           <w:rFonts w:ascii="Aptos" w:eastAsia="Aptos" w:hAnsi="Aptos" w:cs="Aptos"/>
-          <w:color w:val="auto"/>
-          <w:sz w:val="22"/>
-          <w:szCs w:val="22"/>
-        </w:rPr>
-      </w:pPr>
-      <w:r>
-        <w:rPr>
-          <w:rFonts w:ascii="Aptos" w:eastAsia="Aptos" w:hAnsi="Aptos" w:cs="Aptos"/>
-          <w:color w:val="auto"/>
-          <w:sz w:val="22"/>
-          <w:szCs w:val="22"/>
-        </w:rPr>
-        <w:t xml:space="preserve">A Sprint 11 representou um avanço significativo no projeto, ao implementar um sistema robusto de feedback visual (UX) para o usuário, garantindo uma experiência de uso mais clara e profissional na comunicação com o </w:t>
-      </w:r>
-      <w:proofErr w:type="spellStart"/>
-      <w:r>
-        <w:rPr>
-          <w:rFonts w:ascii="Aptos" w:eastAsia="Aptos" w:hAnsi="Aptos" w:cs="Aptos"/>
-          <w:color w:val="auto"/>
-          <w:sz w:val="22"/>
-          <w:szCs w:val="22"/>
-        </w:rPr>
-        <w:t>backend</w:t>
-      </w:r>
-      <w:proofErr w:type="spellEnd"/>
-      <w:r>
-        <w:rPr>
-          <w:rFonts w:ascii="Aptos" w:eastAsia="Aptos" w:hAnsi="Aptos" w:cs="Aptos"/>
-          <w:color w:val="auto"/>
-          <w:sz w:val="22"/>
-          <w:szCs w:val="22"/>
-        </w:rPr>
-        <w:t>. Diferente das sprints iniciais, que priorizavam estruturação do ambiente, esta entrega trouxe regras de interação concretas (</w:t>
-      </w:r>
-      <w:proofErr w:type="spellStart"/>
-      <w:r>
-        <w:rPr>
-          <w:rFonts w:ascii="Aptos" w:eastAsia="Aptos" w:hAnsi="Aptos" w:cs="Aptos"/>
-          <w:color w:val="auto"/>
-          <w:sz w:val="22"/>
-          <w:szCs w:val="22"/>
-        </w:rPr>
-        <w:t>spinners</w:t>
-      </w:r>
-      <w:proofErr w:type="spellEnd"/>
-      <w:r>
-        <w:rPr>
-          <w:rFonts w:ascii="Aptos" w:eastAsia="Aptos" w:hAnsi="Aptos" w:cs="Aptos"/>
-          <w:color w:val="auto"/>
-          <w:sz w:val="22"/>
-          <w:szCs w:val="22"/>
-        </w:rPr>
-        <w:t xml:space="preserve">, </w:t>
-      </w:r>
-      <w:proofErr w:type="spellStart"/>
-      <w:r>
-        <w:rPr>
-          <w:rFonts w:ascii="Aptos" w:eastAsia="Aptos" w:hAnsi="Aptos" w:cs="Aptos"/>
-          <w:color w:val="auto"/>
-          <w:sz w:val="22"/>
-          <w:szCs w:val="22"/>
-        </w:rPr>
-        <w:t>toasts</w:t>
-      </w:r>
-      <w:proofErr w:type="spellEnd"/>
-      <w:r>
-        <w:rPr>
-          <w:rFonts w:ascii="Aptos" w:eastAsia="Aptos" w:hAnsi="Aptos" w:cs="Aptos"/>
-          <w:color w:val="auto"/>
-          <w:sz w:val="22"/>
-          <w:szCs w:val="22"/>
-        </w:rPr>
-        <w:t>, transições suaves), aumentando a confiabilidade do sistema e aprimorando a experiência do usuário.</w:t>
+        </w:rPr>
+      </w:pPr>
+      <w:r>
+        <w:rPr>
+          <w:rFonts w:ascii="Aptos" w:eastAsia="Aptos" w:hAnsi="Aptos" w:cs="Aptos"/>
+        </w:rPr>
+        <w:t>A Sprint 11 representou um avanço significativo no projeto, ao implementar um sistema robusto de feedback visual (UX) para o usuário, garantindo uma experiência de uso mais clara e profissional na comunicação com o backend. Diferente das sprints iniciais, que priorizavam estruturação do ambiente, esta entrega trouxe regras de interação concretas (spinners, toasts, transições suaves), aumentando a confiabilidade do sistema e aprimorando a experiência do usuário.</w:t>
       </w:r>
     </w:p>
     <w:p>
       <w:pPr>
-        <w:pStyle w:val="Ttulo3"/>
+        <w:pStyle w:val="PargrafodaLista"/>
         <w:spacing w:before="281" w:after="281"/>
+        <w:ind w:left="0"/>
+        <w:jc w:val="both"/>
+        <w:rPr>
+          <w:rFonts w:ascii="Aptos" w:eastAsia="Aptos" w:hAnsi="Aptos" w:cs="Aptos"/>
+        </w:rPr>
+      </w:pPr>
+    </w:p>
+    <w:p>
+      <w:pPr>
+        <w:pStyle w:val="PargrafodaLista"/>
+        <w:spacing w:before="281" w:after="281"/>
+        <w:ind w:left="0"/>
+        <w:jc w:val="both"/>
         <w:rPr>
           <w:rFonts w:ascii="Aptos" w:eastAsia="Aptos" w:hAnsi="Aptos" w:cs="Aptos"/>
           <w:b/>
@@ -2285,15 +1583,6 @@
       <w:r>
         <w:rPr>
           <w:rFonts w:ascii="Aptos" w:eastAsia="Aptos" w:hAnsi="Aptos" w:cs="Aptos"/>
-          <w:color w:val="auto"/>
-          <w:sz w:val="22"/>
-          <w:szCs w:val="22"/>
-        </w:rPr>
-        <w:br/>
-      </w:r>
-      <w:r>
-        <w:rPr>
-          <w:rFonts w:ascii="Aptos" w:eastAsia="Aptos" w:hAnsi="Aptos" w:cs="Aptos"/>
           <w:b/>
           <w:bCs/>
           <w:color w:val="000000" w:themeColor="text1"/>
@@ -2324,6 +1613,17 @@
         </w:rPr>
         <w:t>que se destacaram:</w:t>
       </w:r>
+    </w:p>
+    <w:p>
+      <w:pPr>
+        <w:pStyle w:val="PargrafodaLista"/>
+        <w:spacing w:before="281" w:after="281"/>
+        <w:ind w:left="0"/>
+        <w:jc w:val="both"/>
+        <w:rPr>
+          <w:rFonts w:ascii="Aptos" w:eastAsia="Aptos" w:hAnsi="Aptos" w:cs="Aptos"/>
+        </w:rPr>
+      </w:pPr>
       <w:r>
         <w:rPr>
           <w:rFonts w:ascii="Aptos" w:eastAsia="Aptos" w:hAnsi="Aptos" w:cs="Aptos"/>
@@ -2337,6 +1637,81 @@
       </w:r>
       <w:r>
         <w:rPr>
+          <w:b/>
+          <w:bCs/>
+        </w:rPr>
+        <w:t xml:space="preserve">Implementação de Feedback Visual (Spinners): </w:t>
+      </w:r>
+      <w:r>
+        <w:t>Foram aplicados spinners de carregamento em todas as requisições de API. Essa regra garante que o usuário saiba que o sistema está processando uma ação (como visto na tela "Religiões"), prevenindo cliques duplicados ou incertezas e garantindo transparência sobre o que está acontecendo.</w:t>
+      </w:r>
+    </w:p>
+    <w:p>
+      <w:pPr>
+        <w:jc w:val="both"/>
+      </w:pPr>
+      <w:r>
+        <w:rPr>
+          <w:b/>
+          <w:bCs/>
+        </w:rPr>
+        <w:lastRenderedPageBreak/>
+        <w:t>Modernização das Notificações (Toasts):</w:t>
+      </w:r>
+      <w:r>
+        <w:t xml:space="preserve"> A substituição de todos os alerts por componentes 'toast' foi um ponto alto. Isso modernizou a interface, tornando as mensagens de erro e sucesso menos intrusivas e mais elegantes, padronizando a forma como o sistema se comunica com o usuário.</w:t>
+      </w:r>
+    </w:p>
+    <w:p>
+      <w:pPr>
+        <w:jc w:val="both"/>
+      </w:pPr>
+      <w:r>
+        <w:rPr>
+          <w:b/>
+          <w:bCs/>
+        </w:rPr>
+        <w:t>Melhoria na Fluidez da Navegação:</w:t>
+      </w:r>
+      <w:r>
+        <w:t xml:space="preserve"> A implementação de transições de página mais suaves melhorou a sensação de profissionalismo e fluidez da aplicação. A navegação entre as telas tornou-se menos abrupta, o que contribui para uma experiência de uso mais agradável.</w:t>
+      </w:r>
+    </w:p>
+    <w:p>
+      <w:pPr>
+        <w:jc w:val="both"/>
+      </w:pPr>
+      <w:r>
+        <w:rPr>
+          <w:b/>
+          <w:bCs/>
+        </w:rPr>
+        <w:t>Integração e Testes Práticos com Backend:</w:t>
+      </w:r>
+      <w:r>
+        <w:t xml:space="preserve"> As novas funcionalidades de UX (spinners e toasts) foram testadas de ponta a ponta com o backend. Os testes práticos garantiram que os spinners fossem exibidos corretamente durante as chamadas de API e que os toasts refletissem as respostas adequadas do servidor, confirmando o funcionamento das regras.</w:t>
+      </w:r>
+    </w:p>
+    <w:p>
+      <w:pPr>
+        <w:jc w:val="both"/>
+      </w:pPr>
+      <w:r>
+        <w:rPr>
+          <w:b/>
+          <w:bCs/>
+        </w:rPr>
+        <w:t>Testes Abrangentes:</w:t>
+      </w:r>
+      <w:r>
+        <w:t xml:space="preserve"> Foram realizados testes unitários, de integração e práticos, garantindo o correto funcionamento dos feedbacks no frontend e a comunicação com o backend. Esse cuidado reforça a confiabilidade das entregas e diminui a possibilidade de falhas no uso real do sistema.</w:t>
+      </w:r>
+    </w:p>
+    <w:p>
+      <w:pPr>
+        <w:pStyle w:val="Ttulo3"/>
+        <w:spacing w:before="281" w:after="281"/>
+        <w:rPr>
           <w:rFonts w:ascii="Aptos" w:eastAsia="Aptos" w:hAnsi="Aptos" w:cs="Aptos"/>
           <w:b/>
           <w:bCs/>
@@ -2344,235 +1719,8 @@
           <w:sz w:val="24"/>
           <w:szCs w:val="24"/>
         </w:rPr>
-        <w:br/>
-      </w:r>
-      <w:r>
-        <w:rPr>
-          <w:b/>
-          <w:bCs/>
-          <w:color w:val="auto"/>
-          <w:sz w:val="22"/>
-          <w:szCs w:val="22"/>
-        </w:rPr>
-        <w:t>Implementação de Feedback Visual (</w:t>
-      </w:r>
-      <w:proofErr w:type="spellStart"/>
-      <w:r>
-        <w:rPr>
-          <w:b/>
-          <w:bCs/>
-          <w:color w:val="auto"/>
-          <w:sz w:val="22"/>
-          <w:szCs w:val="22"/>
-        </w:rPr>
-        <w:t>Spinners</w:t>
-      </w:r>
-      <w:proofErr w:type="spellEnd"/>
-      <w:r>
-        <w:rPr>
-          <w:b/>
-          <w:bCs/>
-          <w:color w:val="auto"/>
-          <w:sz w:val="22"/>
-          <w:szCs w:val="22"/>
-        </w:rPr>
-        <w:t xml:space="preserve">): </w:t>
-      </w:r>
-      <w:r>
-        <w:rPr>
-          <w:color w:val="auto"/>
-          <w:sz w:val="22"/>
-          <w:szCs w:val="22"/>
-        </w:rPr>
-        <w:t xml:space="preserve">Foram aplicados </w:t>
-      </w:r>
-      <w:proofErr w:type="spellStart"/>
-      <w:r>
-        <w:rPr>
-          <w:color w:val="auto"/>
-          <w:sz w:val="22"/>
-          <w:szCs w:val="22"/>
-        </w:rPr>
-        <w:t>spinners</w:t>
-      </w:r>
-      <w:proofErr w:type="spellEnd"/>
-      <w:r>
-        <w:rPr>
-          <w:color w:val="auto"/>
-          <w:sz w:val="22"/>
-          <w:szCs w:val="22"/>
-        </w:rPr>
-        <w:t xml:space="preserve"> de carregamento em todas as requisições de API. Essa regra garante que o usuário saiba que o sistema está processando uma ação (como visto na tela "Religiões"), prevenindo cliques duplicados ou incertezas e garantindo transparência sobre o que está acontecendo.</w:t>
-      </w:r>
-    </w:p>
-    <w:p>
-      <w:pPr>
-        <w:jc w:val="both"/>
-      </w:pPr>
-      <w:r>
-        <w:rPr>
-          <w:b/>
-          <w:bCs/>
-        </w:rPr>
-        <w:t>Modernização das Notificações (</w:t>
-      </w:r>
-      <w:proofErr w:type="spellStart"/>
-      <w:r>
-        <w:rPr>
-          <w:b/>
-          <w:bCs/>
-        </w:rPr>
-        <w:t>Toasts</w:t>
-      </w:r>
-      <w:proofErr w:type="spellEnd"/>
-      <w:r>
-        <w:rPr>
-          <w:b/>
-          <w:bCs/>
-        </w:rPr>
-        <w:t>):</w:t>
-      </w:r>
-      <w:r>
-        <w:t xml:space="preserve"> A substituição de todos os </w:t>
-      </w:r>
-      <w:proofErr w:type="spellStart"/>
-      <w:r>
-        <w:t>alerts</w:t>
-      </w:r>
-      <w:proofErr w:type="spellEnd"/>
-      <w:r>
-        <w:t xml:space="preserve"> por componentes '</w:t>
-      </w:r>
-      <w:proofErr w:type="spellStart"/>
-      <w:r>
-        <w:t>toast</w:t>
-      </w:r>
-      <w:proofErr w:type="spellEnd"/>
-      <w:r>
-        <w:t>' foi um ponto alto. Isso modernizou a interface, tornando as mensagens de erro e sucesso menos intrusivas e mais elegantes, padronizando a forma como o sistema se comunica com o usuário.</w:t>
-      </w:r>
-    </w:p>
-    <w:p>
-      <w:pPr>
-        <w:jc w:val="both"/>
-      </w:pPr>
-      <w:r>
-        <w:rPr>
-          <w:b/>
-          <w:bCs/>
-        </w:rPr>
-        <w:t>Melhoria na Fluidez da Navegação:</w:t>
-      </w:r>
-      <w:r>
-        <w:t xml:space="preserve"> A implementação de transições de página mais suaves melhorou a sensação de profissionalismo e fluidez da aplicação. A navegação entre as telas tornou-se menos abrupta, o que contribui para uma experiência de uso mais agradável.</w:t>
-      </w:r>
-    </w:p>
-    <w:p>
-      <w:pPr>
-        <w:jc w:val="both"/>
-      </w:pPr>
-      <w:r>
-        <w:rPr>
-          <w:b/>
-          <w:bCs/>
-        </w:rPr>
-        <w:t xml:space="preserve">Integração e Testes Práticos com </w:t>
-      </w:r>
-      <w:proofErr w:type="spellStart"/>
-      <w:r>
-        <w:rPr>
-          <w:b/>
-          <w:bCs/>
-        </w:rPr>
-        <w:t>Backend</w:t>
-      </w:r>
-      <w:proofErr w:type="spellEnd"/>
-      <w:r>
-        <w:rPr>
-          <w:b/>
-          <w:bCs/>
-        </w:rPr>
-        <w:t>:</w:t>
-      </w:r>
-      <w:r>
-        <w:t xml:space="preserve"> As novas funcionalidades de UX (</w:t>
-      </w:r>
-      <w:proofErr w:type="spellStart"/>
-      <w:r>
-        <w:t>spinners</w:t>
-      </w:r>
-      <w:proofErr w:type="spellEnd"/>
-      <w:r>
-        <w:t xml:space="preserve"> e </w:t>
-      </w:r>
-      <w:proofErr w:type="spellStart"/>
-      <w:r>
-        <w:t>toasts</w:t>
-      </w:r>
-      <w:proofErr w:type="spellEnd"/>
-      <w:r>
-        <w:t xml:space="preserve">) foram testadas de ponta a ponta com o </w:t>
-      </w:r>
-      <w:proofErr w:type="spellStart"/>
-      <w:r>
-        <w:t>backend</w:t>
-      </w:r>
-      <w:proofErr w:type="spellEnd"/>
-      <w:r>
-        <w:t xml:space="preserve">. Os testes práticos garantiram que os </w:t>
-      </w:r>
-      <w:proofErr w:type="spellStart"/>
-      <w:r>
-        <w:t>spinners</w:t>
-      </w:r>
-      <w:proofErr w:type="spellEnd"/>
-      <w:r>
-        <w:t xml:space="preserve"> fossem exibidos corretamente durante as chamadas de API e que os </w:t>
-      </w:r>
-      <w:proofErr w:type="spellStart"/>
-      <w:r>
-        <w:t>toasts</w:t>
-      </w:r>
-      <w:proofErr w:type="spellEnd"/>
-      <w:r>
-        <w:t xml:space="preserve"> refletissem as respostas adequadas do servidor, confirmando o funcionamento das regras.</w:t>
-      </w:r>
-    </w:p>
-    <w:p>
-      <w:pPr>
-        <w:jc w:val="both"/>
-      </w:pPr>
-      <w:r>
-        <w:rPr>
-          <w:b/>
-          <w:bCs/>
-        </w:rPr>
-        <w:t>Testes Abrangentes:</w:t>
-      </w:r>
-      <w:r>
-        <w:t xml:space="preserve"> Foram realizados testes unitários, de integração e práticos, garantindo o correto funcionamento dos feedbacks no </w:t>
-      </w:r>
-      <w:proofErr w:type="spellStart"/>
-      <w:r>
-        <w:t>frontend</w:t>
-      </w:r>
-      <w:proofErr w:type="spellEnd"/>
-      <w:r>
-        <w:t xml:space="preserve"> e a comunicação com o </w:t>
-      </w:r>
-      <w:proofErr w:type="spellStart"/>
-      <w:r>
-        <w:t>backend</w:t>
-      </w:r>
-      <w:proofErr w:type="spellEnd"/>
-      <w:r>
-        <w:t>. Esse cuidado reforça a confiabilidade das entregas e diminui a possibilidade de falhas no uso real do sistema.</w:t>
-      </w:r>
-    </w:p>
-    <w:p>
-      <w:pPr>
-        <w:pStyle w:val="Ttulo3"/>
-        <w:spacing w:before="281" w:after="281"/>
+      </w:pPr>
+      <w:r>
         <w:rPr>
           <w:rFonts w:ascii="Aptos" w:eastAsia="Aptos" w:hAnsi="Aptos" w:cs="Aptos"/>
           <w:b/>
@@ -2581,12 +1729,47 @@
           <w:sz w:val="24"/>
           <w:szCs w:val="24"/>
         </w:rPr>
-      </w:pPr>
+        <w:t>Conclusão dos aprendizados</w:t>
+      </w:r>
     </w:p>
     <w:p>
       <w:pPr>
-        <w:pStyle w:val="Ttulo3"/>
-        <w:spacing w:before="281" w:after="281"/>
+        <w:jc w:val="both"/>
+        <w:rPr>
+          <w:rFonts w:ascii="Aptos" w:eastAsia="Aptos" w:hAnsi="Aptos" w:cs="Aptos"/>
+        </w:rPr>
+      </w:pPr>
+      <w:r>
+        <w:rPr>
+          <w:rFonts w:ascii="Aptos" w:eastAsia="Aptos" w:hAnsi="Aptos" w:cs="Aptos"/>
+        </w:rPr>
+        <w:t>A Sprint 11 consolidou a capacidade do time em entregar funcionalidades focadas na experiência do usuário (UX), reforçando a importância de feedbacks visuais detalhados e da integração correta desses feedbacks com o backend. A experiência destacou a necessidade de planejar o fluxo de comunicação com o usuário, elevando a qualidade do sistema.</w:t>
+      </w:r>
+    </w:p>
+    <w:p>
+      <w:pPr>
+        <w:jc w:val="both"/>
+        <w:rPr>
+          <w:rFonts w:ascii="Aptos" w:eastAsia="Aptos" w:hAnsi="Aptos" w:cs="Aptos"/>
+        </w:rPr>
+      </w:pPr>
+      <w:r>
+        <w:rPr>
+          <w:rFonts w:ascii="Aptos" w:eastAsia="Aptos" w:hAnsi="Aptos" w:cs="Aptos"/>
+        </w:rPr>
+        <w:t>Essa sprint estabeleceu uma base sólida para as próximas etapas do projeto, permitindo que futuras funcionalidades sejam implementadas de forma mais profissional e escalável do ponto de vista da interação. Com essa base consolidada, é possível garantir que os usuários recebam feedbacks claros, intuitivos e consistentes em toda a aplicação</w:t>
+      </w:r>
+      <w:r>
+        <w:rPr>
+          <w:rFonts w:ascii="Aptos" w:eastAsia="Aptos" w:hAnsi="Aptos" w:cs="Aptos"/>
+        </w:rPr>
+        <w:t>.</w:t>
+      </w:r>
+    </w:p>
+    <w:p>
+      <w:pPr>
+        <w:pStyle w:val="Ttulo2"/>
+        <w:spacing w:before="299" w:after="299"/>
         <w:rPr>
           <w:rFonts w:ascii="Aptos" w:eastAsia="Aptos" w:hAnsi="Aptos" w:cs="Aptos"/>
           <w:b/>
@@ -2605,11 +1788,12 @@
           <w:sz w:val="24"/>
           <w:szCs w:val="24"/>
         </w:rPr>
-        <w:t>Conclusão dos aprendizados</w:t>
+        <w:t>Testes realizados</w:t>
       </w:r>
     </w:p>
     <w:p>
       <w:pPr>
+        <w:spacing w:before="240" w:after="240"/>
         <w:jc w:val="both"/>
         <w:rPr>
           <w:rFonts w:ascii="Aptos" w:eastAsia="Aptos" w:hAnsi="Aptos" w:cs="Aptos"/>
@@ -2619,55 +1803,38 @@
         <w:rPr>
           <w:rFonts w:ascii="Aptos" w:eastAsia="Aptos" w:hAnsi="Aptos" w:cs="Aptos"/>
         </w:rPr>
-        <w:t xml:space="preserve">A Sprint 11 consolidou a capacidade do time em entregar funcionalidades focadas na experiência do usuário (UX), reforçando a importância de feedbacks visuais detalhados e da integração correta desses feedbacks com o </w:t>
-      </w:r>
-      <w:proofErr w:type="spellStart"/>
-      <w:r>
-        <w:rPr>
-          <w:rFonts w:ascii="Aptos" w:eastAsia="Aptos" w:hAnsi="Aptos" w:cs="Aptos"/>
-        </w:rPr>
-        <w:t>backend</w:t>
-      </w:r>
-      <w:proofErr w:type="spellEnd"/>
-      <w:r>
-        <w:rPr>
-          <w:rFonts w:ascii="Aptos" w:eastAsia="Aptos" w:hAnsi="Aptos" w:cs="Aptos"/>
-        </w:rPr>
-        <w:t>. A experiência destacou a necessidade de planejar o fluxo de comunicação com o usuário, elevando a qualidade do sistema.</w:t>
+        <w:t>Foram conduzidos testes detalhados para validar o funcionamento das novas implementações de feedback visual (UX):</w:t>
       </w:r>
     </w:p>
     <w:p>
       <w:pPr>
+        <w:spacing w:before="240" w:after="240"/>
         <w:jc w:val="both"/>
         <w:rPr>
           <w:rFonts w:ascii="Aptos" w:eastAsia="Aptos" w:hAnsi="Aptos" w:cs="Aptos"/>
         </w:rPr>
       </w:pPr>
       <w:r>
-        <w:rPr>
-          <w:rFonts w:ascii="Aptos" w:eastAsia="Aptos" w:hAnsi="Aptos" w:cs="Aptos"/>
-        </w:rPr>
-        <w:t>Essa sprint estabeleceu uma base sólida para as próximas etapas do projeto, permitindo que futuras funcionalidades sejam implementadas de forma mais profissional e escalável do ponto de vista da interação. Com essa base consolidada, é possível garantir que os usuários recebam feedbacks claros, intuitivos e consistentes em toda a aplicação</w:t>
-      </w:r>
-      <w:r>
-        <w:rPr>
-          <w:rFonts w:ascii="Aptos" w:eastAsia="Aptos" w:hAnsi="Aptos" w:cs="Aptos"/>
-        </w:rPr>
-        <w:t>.</w:t>
-      </w:r>
-    </w:p>
-    <w:p/>
-    <w:p>
-      <w:pPr>
-        <w:pStyle w:val="Ttulo2"/>
-        <w:spacing w:before="299" w:after="299"/>
         <w:rPr>
           <w:rFonts w:ascii="Aptos" w:eastAsia="Aptos" w:hAnsi="Aptos" w:cs="Aptos"/>
           <w:b/>
           <w:bCs/>
-          <w:color w:val="000000" w:themeColor="text1"/>
-          <w:sz w:val="24"/>
-          <w:szCs w:val="24"/>
+        </w:rPr>
+        <w:t xml:space="preserve">Testes de integração com backend (Foco no Feedback): </w:t>
+      </w:r>
+      <w:r>
+        <w:rPr>
+          <w:rFonts w:ascii="Aptos" w:eastAsia="Aptos" w:hAnsi="Aptos" w:cs="Aptos"/>
+        </w:rPr>
+        <w:t>Verificar a comunicação correta entre frontend e backend para a exibição dos spinners de carregamento durante as chamadas de API e a exibição dos toasts de acordo com as respostas do servidor (sucesso ou erro). · Resultado: Fluxo de spinners ativando durante requisições e toasts (erro/sucesso) sendo exibidos consistentemente, conforme especificado.</w:t>
+      </w:r>
+    </w:p>
+    <w:p>
+      <w:pPr>
+        <w:spacing w:before="240" w:after="240"/>
+        <w:jc w:val="both"/>
+        <w:rPr>
+          <w:rFonts w:ascii="Aptos" w:eastAsia="Aptos" w:hAnsi="Aptos" w:cs="Aptos"/>
         </w:rPr>
       </w:pPr>
       <w:r>
@@ -2675,11 +1842,14 @@
           <w:rFonts w:ascii="Aptos" w:eastAsia="Aptos" w:hAnsi="Aptos" w:cs="Aptos"/>
           <w:b/>
           <w:bCs/>
-          <w:color w:val="000000" w:themeColor="text1"/>
-          <w:sz w:val="24"/>
-          <w:szCs w:val="24"/>
-        </w:rPr>
-        <w:t>Testes realizados</w:t>
+        </w:rPr>
+        <w:t xml:space="preserve">Testes de validação de componentes de UX: </w:t>
+      </w:r>
+      <w:r>
+        <w:rPr>
+          <w:rFonts w:ascii="Aptos" w:eastAsia="Aptos" w:hAnsi="Aptos" w:cs="Aptos"/>
+        </w:rPr>
+        <w:t>Garantir que os spinners sejam renderizados corretamente sobre a interface (ex: tela "Religiões"), que os componentes 'toast' substituam todos os alerts existentes e que as transições de página estejam suaves. · Resultado: Componentes de feedback (spinners/toasts) acionados corretamente, exibindo mensagens claras ao usuário e melhorando a fluidez.</w:t>
       </w:r>
     </w:p>
     <w:p>
@@ -2693,278 +1863,16 @@
       <w:r>
         <w:rPr>
           <w:rFonts w:ascii="Aptos" w:eastAsia="Aptos" w:hAnsi="Aptos" w:cs="Aptos"/>
-        </w:rPr>
-        <w:t>Foram conduzidos testes detalhados para validar o funcionamento das novas implementações de feedback visual (UX):</w:t>
-      </w:r>
-    </w:p>
-    <w:p>
-      <w:pPr>
-        <w:spacing w:before="240" w:after="240"/>
-        <w:jc w:val="both"/>
-        <w:rPr>
-          <w:rFonts w:ascii="Aptos" w:eastAsia="Aptos" w:hAnsi="Aptos" w:cs="Aptos"/>
-        </w:rPr>
-      </w:pPr>
-      <w:r>
-        <w:rPr>
-          <w:rFonts w:ascii="Aptos" w:eastAsia="Aptos" w:hAnsi="Aptos" w:cs="Aptos"/>
           <w:b/>
           <w:bCs/>
         </w:rPr>
-        <w:lastRenderedPageBreak/>
-        <w:t xml:space="preserve">Testes de integração com </w:t>
-      </w:r>
-      <w:proofErr w:type="spellStart"/>
-      <w:r>
-        <w:rPr>
-          <w:rFonts w:ascii="Aptos" w:eastAsia="Aptos" w:hAnsi="Aptos" w:cs="Aptos"/>
-          <w:b/>
-          <w:bCs/>
-        </w:rPr>
-        <w:t>backend</w:t>
-      </w:r>
-      <w:proofErr w:type="spellEnd"/>
-      <w:r>
-        <w:rPr>
-          <w:rFonts w:ascii="Aptos" w:eastAsia="Aptos" w:hAnsi="Aptos" w:cs="Aptos"/>
-          <w:b/>
-          <w:bCs/>
-        </w:rPr>
-        <w:t xml:space="preserve"> (Foco no Feedback): </w:t>
-      </w:r>
-      <w:r>
-        <w:rPr>
-          <w:rFonts w:ascii="Aptos" w:eastAsia="Aptos" w:hAnsi="Aptos" w:cs="Aptos"/>
-        </w:rPr>
-        <w:t xml:space="preserve">Verificar a comunicação correta entre </w:t>
-      </w:r>
-      <w:proofErr w:type="spellStart"/>
-      <w:r>
-        <w:rPr>
-          <w:rFonts w:ascii="Aptos" w:eastAsia="Aptos" w:hAnsi="Aptos" w:cs="Aptos"/>
-        </w:rPr>
-        <w:t>frontend</w:t>
-      </w:r>
-      <w:proofErr w:type="spellEnd"/>
-      <w:r>
-        <w:rPr>
-          <w:rFonts w:ascii="Aptos" w:eastAsia="Aptos" w:hAnsi="Aptos" w:cs="Aptos"/>
-        </w:rPr>
-        <w:t xml:space="preserve"> e </w:t>
-      </w:r>
-      <w:proofErr w:type="spellStart"/>
-      <w:r>
-        <w:rPr>
-          <w:rFonts w:ascii="Aptos" w:eastAsia="Aptos" w:hAnsi="Aptos" w:cs="Aptos"/>
-        </w:rPr>
-        <w:t>backend</w:t>
-      </w:r>
-      <w:proofErr w:type="spellEnd"/>
-      <w:r>
-        <w:rPr>
-          <w:rFonts w:ascii="Aptos" w:eastAsia="Aptos" w:hAnsi="Aptos" w:cs="Aptos"/>
-        </w:rPr>
-        <w:t xml:space="preserve"> para a exibição dos </w:t>
-      </w:r>
-      <w:proofErr w:type="spellStart"/>
-      <w:r>
-        <w:rPr>
-          <w:rFonts w:ascii="Aptos" w:eastAsia="Aptos" w:hAnsi="Aptos" w:cs="Aptos"/>
-        </w:rPr>
-        <w:t>spinners</w:t>
-      </w:r>
-      <w:proofErr w:type="spellEnd"/>
-      <w:r>
-        <w:rPr>
-          <w:rFonts w:ascii="Aptos" w:eastAsia="Aptos" w:hAnsi="Aptos" w:cs="Aptos"/>
-        </w:rPr>
-        <w:t xml:space="preserve"> de carregamento durante as chamadas de API e a exibição dos </w:t>
-      </w:r>
-      <w:proofErr w:type="spellStart"/>
-      <w:r>
-        <w:rPr>
-          <w:rFonts w:ascii="Aptos" w:eastAsia="Aptos" w:hAnsi="Aptos" w:cs="Aptos"/>
-        </w:rPr>
-        <w:t>toasts</w:t>
-      </w:r>
-      <w:proofErr w:type="spellEnd"/>
-      <w:r>
-        <w:rPr>
-          <w:rFonts w:ascii="Aptos" w:eastAsia="Aptos" w:hAnsi="Aptos" w:cs="Aptos"/>
-        </w:rPr>
-        <w:t xml:space="preserve"> de acordo com as respostas do servidor (sucesso ou erro). · Resultado: Fluxo de </w:t>
-      </w:r>
-      <w:proofErr w:type="spellStart"/>
-      <w:r>
-        <w:rPr>
-          <w:rFonts w:ascii="Aptos" w:eastAsia="Aptos" w:hAnsi="Aptos" w:cs="Aptos"/>
-        </w:rPr>
-        <w:t>spinners</w:t>
-      </w:r>
-      <w:proofErr w:type="spellEnd"/>
-      <w:r>
-        <w:rPr>
-          <w:rFonts w:ascii="Aptos" w:eastAsia="Aptos" w:hAnsi="Aptos" w:cs="Aptos"/>
-        </w:rPr>
-        <w:t xml:space="preserve"> ativando durante requisições e </w:t>
-      </w:r>
-      <w:proofErr w:type="spellStart"/>
-      <w:r>
-        <w:rPr>
-          <w:rFonts w:ascii="Aptos" w:eastAsia="Aptos" w:hAnsi="Aptos" w:cs="Aptos"/>
-        </w:rPr>
-        <w:t>toasts</w:t>
-      </w:r>
-      <w:proofErr w:type="spellEnd"/>
-      <w:r>
-        <w:rPr>
-          <w:rFonts w:ascii="Aptos" w:eastAsia="Aptos" w:hAnsi="Aptos" w:cs="Aptos"/>
-        </w:rPr>
-        <w:t xml:space="preserve"> (erro/sucesso) sendo exibidos consistentemente, conforme especificado.</w:t>
-      </w:r>
-    </w:p>
-    <w:p>
-      <w:pPr>
-        <w:spacing w:before="240" w:after="240"/>
-        <w:jc w:val="both"/>
-        <w:rPr>
-          <w:rFonts w:ascii="Aptos" w:eastAsia="Aptos" w:hAnsi="Aptos" w:cs="Aptos"/>
-        </w:rPr>
-      </w:pPr>
-      <w:r>
-        <w:rPr>
-          <w:rFonts w:ascii="Aptos" w:eastAsia="Aptos" w:hAnsi="Aptos" w:cs="Aptos"/>
-          <w:b/>
-          <w:bCs/>
-        </w:rPr>
-        <w:t xml:space="preserve">Testes de validação de componentes de UX: </w:t>
-      </w:r>
-      <w:r>
-        <w:rPr>
-          <w:rFonts w:ascii="Aptos" w:eastAsia="Aptos" w:hAnsi="Aptos" w:cs="Aptos"/>
-        </w:rPr>
-        <w:t xml:space="preserve">Garantir que os </w:t>
-      </w:r>
-      <w:proofErr w:type="spellStart"/>
-      <w:r>
-        <w:rPr>
-          <w:rFonts w:ascii="Aptos" w:eastAsia="Aptos" w:hAnsi="Aptos" w:cs="Aptos"/>
-        </w:rPr>
-        <w:t>spinners</w:t>
-      </w:r>
-      <w:proofErr w:type="spellEnd"/>
-      <w:r>
-        <w:rPr>
-          <w:rFonts w:ascii="Aptos" w:eastAsia="Aptos" w:hAnsi="Aptos" w:cs="Aptos"/>
-        </w:rPr>
-        <w:t xml:space="preserve"> sejam renderizados corretamente sobre a interface (</w:t>
-      </w:r>
-      <w:proofErr w:type="spellStart"/>
-      <w:r>
-        <w:rPr>
-          <w:rFonts w:ascii="Aptos" w:eastAsia="Aptos" w:hAnsi="Aptos" w:cs="Aptos"/>
-        </w:rPr>
-        <w:t>ex</w:t>
-      </w:r>
-      <w:proofErr w:type="spellEnd"/>
-      <w:r>
-        <w:rPr>
-          <w:rFonts w:ascii="Aptos" w:eastAsia="Aptos" w:hAnsi="Aptos" w:cs="Aptos"/>
-        </w:rPr>
-        <w:t>: tela "Religiões"), que os componentes '</w:t>
-      </w:r>
-      <w:proofErr w:type="spellStart"/>
-      <w:r>
-        <w:rPr>
-          <w:rFonts w:ascii="Aptos" w:eastAsia="Aptos" w:hAnsi="Aptos" w:cs="Aptos"/>
-        </w:rPr>
-        <w:t>toast</w:t>
-      </w:r>
-      <w:proofErr w:type="spellEnd"/>
-      <w:r>
-        <w:rPr>
-          <w:rFonts w:ascii="Aptos" w:eastAsia="Aptos" w:hAnsi="Aptos" w:cs="Aptos"/>
-        </w:rPr>
-        <w:t xml:space="preserve">' substituam todos os </w:t>
-      </w:r>
-      <w:proofErr w:type="spellStart"/>
-      <w:r>
-        <w:rPr>
-          <w:rFonts w:ascii="Aptos" w:eastAsia="Aptos" w:hAnsi="Aptos" w:cs="Aptos"/>
-        </w:rPr>
-        <w:t>alerts</w:t>
-      </w:r>
-      <w:proofErr w:type="spellEnd"/>
-      <w:r>
-        <w:rPr>
-          <w:rFonts w:ascii="Aptos" w:eastAsia="Aptos" w:hAnsi="Aptos" w:cs="Aptos"/>
-        </w:rPr>
-        <w:t xml:space="preserve"> existentes e que as transições de página estejam suaves. · Resultado: Componentes de feedback (</w:t>
-      </w:r>
-      <w:proofErr w:type="spellStart"/>
-      <w:r>
-        <w:rPr>
-          <w:rFonts w:ascii="Aptos" w:eastAsia="Aptos" w:hAnsi="Aptos" w:cs="Aptos"/>
-        </w:rPr>
-        <w:t>spinners</w:t>
-      </w:r>
-      <w:proofErr w:type="spellEnd"/>
-      <w:r>
-        <w:rPr>
-          <w:rFonts w:ascii="Aptos" w:eastAsia="Aptos" w:hAnsi="Aptos" w:cs="Aptos"/>
-        </w:rPr>
-        <w:t>/</w:t>
-      </w:r>
-      <w:proofErr w:type="spellStart"/>
-      <w:r>
-        <w:rPr>
-          <w:rFonts w:ascii="Aptos" w:eastAsia="Aptos" w:hAnsi="Aptos" w:cs="Aptos"/>
-        </w:rPr>
-        <w:t>toasts</w:t>
-      </w:r>
-      <w:proofErr w:type="spellEnd"/>
-      <w:r>
-        <w:rPr>
-          <w:rFonts w:ascii="Aptos" w:eastAsia="Aptos" w:hAnsi="Aptos" w:cs="Aptos"/>
-        </w:rPr>
-        <w:t>) acionados corretamente, exibindo mensagens claras ao usuário e melhorando a fluidez.</w:t>
-      </w:r>
-    </w:p>
-    <w:p>
-      <w:pPr>
-        <w:spacing w:before="240" w:after="240"/>
-        <w:jc w:val="both"/>
-        <w:rPr>
-          <w:rFonts w:ascii="Aptos" w:eastAsia="Aptos" w:hAnsi="Aptos" w:cs="Aptos"/>
-        </w:rPr>
-      </w:pPr>
-      <w:r>
-        <w:rPr>
-          <w:rFonts w:ascii="Aptos" w:eastAsia="Aptos" w:hAnsi="Aptos" w:cs="Aptos"/>
-          <w:b/>
-          <w:bCs/>
-        </w:rPr>
         <w:t xml:space="preserve">Testes práticos e exploratórios (Foco na Fluidez): </w:t>
       </w:r>
       <w:r>
         <w:rPr>
           <w:rFonts w:ascii="Aptos" w:eastAsia="Aptos" w:hAnsi="Aptos" w:cs="Aptos"/>
         </w:rPr>
-        <w:t xml:space="preserve">Avaliar a experiência do usuário (UX) e a fluidez da interface em diferentes resoluções, focando na navegação. · Resultado: Layout responsivo, navegação suave entre as páginas e feedbacks claros (conforme </w:t>
-      </w:r>
-      <w:proofErr w:type="spellStart"/>
-      <w:r>
-        <w:rPr>
-          <w:rFonts w:ascii="Aptos" w:eastAsia="Aptos" w:hAnsi="Aptos" w:cs="Aptos"/>
-        </w:rPr>
-        <w:t>screenshots</w:t>
-      </w:r>
-      <w:proofErr w:type="spellEnd"/>
-      <w:r>
-        <w:rPr>
-          <w:rFonts w:ascii="Aptos" w:eastAsia="Aptos" w:hAnsi="Aptos" w:cs="Aptos"/>
-        </w:rPr>
-        <w:t>); nenhuma inconsistência crítica identificada.</w:t>
+        <w:t>Avaliar a experiência do usuário (UX) e a fluidez da interface em diferentes resoluções, focando na navegação. · Resultado: Layout responsivo, navegação suave entre as páginas e feedbacks claros (conforme screenshots); nenhuma inconsistência crítica identificada.</w:t>
       </w:r>
     </w:p>
     <w:p>
@@ -3022,35 +1930,7 @@
         <w:rPr>
           <w:rFonts w:ascii="Aptos" w:eastAsia="Aptos" w:hAnsi="Aptos" w:cs="Aptos"/>
         </w:rPr>
-        <w:t xml:space="preserve">Confirmar inicialização correta do </w:t>
-      </w:r>
-      <w:proofErr w:type="spellStart"/>
-      <w:r>
-        <w:rPr>
-          <w:rFonts w:ascii="Aptos" w:eastAsia="Aptos" w:hAnsi="Aptos" w:cs="Aptos"/>
-        </w:rPr>
-        <w:t>frontend</w:t>
-      </w:r>
-      <w:proofErr w:type="spellEnd"/>
-      <w:r>
-        <w:rPr>
-          <w:rFonts w:ascii="Aptos" w:eastAsia="Aptos" w:hAnsi="Aptos" w:cs="Aptos"/>
-        </w:rPr>
-        <w:t xml:space="preserve"> e </w:t>
-      </w:r>
-      <w:proofErr w:type="spellStart"/>
-      <w:r>
-        <w:rPr>
-          <w:rFonts w:ascii="Aptos" w:eastAsia="Aptos" w:hAnsi="Aptos" w:cs="Aptos"/>
-        </w:rPr>
-        <w:t>backend</w:t>
-      </w:r>
-      <w:proofErr w:type="spellEnd"/>
-      <w:r>
-        <w:rPr>
-          <w:rFonts w:ascii="Aptos" w:eastAsia="Aptos" w:hAnsi="Aptos" w:cs="Aptos"/>
-        </w:rPr>
-        <w:t>. · Resultado obtido: Sucesso na execução do servidor e carregamento da aplicação sem erros.</w:t>
+        <w:t>Confirmar inicialização correta do frontend e backend. · Resultado obtido: Sucesso na execução do servidor e carregamento da aplicação sem erros.</w:t>
       </w:r>
     </w:p>
     <w:p>
@@ -3073,6 +1953,7 @@
           <w:b/>
           <w:bCs/>
         </w:rPr>
+        <w:lastRenderedPageBreak/>
         <w:t>Testes de renderização de componente (Foco no Feedback)</w:t>
       </w:r>
       <w:r>
@@ -3087,35 +1968,7 @@
         <w:rPr>
           <w:rFonts w:ascii="Aptos" w:eastAsia="Aptos" w:hAnsi="Aptos" w:cs="Aptos"/>
         </w:rPr>
-        <w:t xml:space="preserve"> Validar que componentes de feedback (</w:t>
-      </w:r>
-      <w:proofErr w:type="spellStart"/>
-      <w:r>
-        <w:rPr>
-          <w:rFonts w:ascii="Aptos" w:eastAsia="Aptos" w:hAnsi="Aptos" w:cs="Aptos"/>
-        </w:rPr>
-        <w:t>spinners</w:t>
-      </w:r>
-      <w:proofErr w:type="spellEnd"/>
-      <w:r>
-        <w:rPr>
-          <w:rFonts w:ascii="Aptos" w:eastAsia="Aptos" w:hAnsi="Aptos" w:cs="Aptos"/>
-        </w:rPr>
-        <w:t xml:space="preserve">, </w:t>
-      </w:r>
-      <w:proofErr w:type="spellStart"/>
-      <w:r>
-        <w:rPr>
-          <w:rFonts w:ascii="Aptos" w:eastAsia="Aptos" w:hAnsi="Aptos" w:cs="Aptos"/>
-        </w:rPr>
-        <w:t>toasts</w:t>
-      </w:r>
-      <w:proofErr w:type="spellEnd"/>
-      <w:r>
-        <w:rPr>
-          <w:rFonts w:ascii="Aptos" w:eastAsia="Aptos" w:hAnsi="Aptos" w:cs="Aptos"/>
-        </w:rPr>
-        <w:t>) e as telas com transições suaves renderizam corretamente. · Resultado obtido: Componentes exibidos conforme esperado, com layout</w:t>
+        <w:t xml:space="preserve"> Validar que componentes de feedback (spinners, toasts) e as telas com transições suaves renderizam corretamente. · Resultado obtido: Componentes exibidos conforme esperado, com layout</w:t>
       </w:r>
       <w:r>
         <w:rPr>
@@ -3211,35 +2064,7 @@
         <w:rPr>
           <w:rFonts w:ascii="Aptos" w:eastAsia="Aptos" w:hAnsi="Aptos" w:cs="Aptos"/>
         </w:rPr>
-        <w:t>Avaliar a experiência do usuário e o fluxo de feedback visual (</w:t>
-      </w:r>
-      <w:proofErr w:type="spellStart"/>
-      <w:r>
-        <w:rPr>
-          <w:rFonts w:ascii="Aptos" w:eastAsia="Aptos" w:hAnsi="Aptos" w:cs="Aptos"/>
-        </w:rPr>
-        <w:t>spinners</w:t>
-      </w:r>
-      <w:proofErr w:type="spellEnd"/>
-      <w:r>
-        <w:rPr>
-          <w:rFonts w:ascii="Aptos" w:eastAsia="Aptos" w:hAnsi="Aptos" w:cs="Aptos"/>
-        </w:rPr>
-        <w:t>/</w:t>
-      </w:r>
-      <w:proofErr w:type="spellStart"/>
-      <w:r>
-        <w:rPr>
-          <w:rFonts w:ascii="Aptos" w:eastAsia="Aptos" w:hAnsi="Aptos" w:cs="Aptos"/>
-        </w:rPr>
-        <w:t>toasts</w:t>
-      </w:r>
-      <w:proofErr w:type="spellEnd"/>
-      <w:r>
-        <w:rPr>
-          <w:rFonts w:ascii="Aptos" w:eastAsia="Aptos" w:hAnsi="Aptos" w:cs="Aptos"/>
-        </w:rPr>
-        <w:t>) durante operações de API. · Resultado obtido: Operações de carregamento e notificação funcionando corretamente; feedbacks claros exibidos em tempo real.</w:t>
+        <w:t>Avaliar a experiência do usuário e o fluxo de feedback visual (spinners/toasts) durante operações de API. · Resultado obtido: Operações de carregamento e notificação funcionando corretamente; feedbacks claros exibidos em tempo real.</w:t>
       </w:r>
     </w:p>
     <w:p>
@@ -3280,73 +2105,27 @@
           <w:sz w:val="24"/>
           <w:szCs w:val="24"/>
         </w:rPr>
-        <w:t xml:space="preserve">Kétlyn </w:t>
-      </w:r>
-      <w:proofErr w:type="spellStart"/>
+        <w:t>Kétlyn Christini Tonholi</w:t>
+      </w:r>
       <w:r>
         <w:rPr>
           <w:rFonts w:ascii="Aptos" w:eastAsia="Aptos" w:hAnsi="Aptos" w:cs="Aptos"/>
           <w:sz w:val="24"/>
           <w:szCs w:val="24"/>
         </w:rPr>
-        <w:t>Christini</w:t>
-      </w:r>
-      <w:proofErr w:type="spellEnd"/>
+        <w:t xml:space="preserve"> de Morais</w:t>
+      </w:r>
+      <w:r>
+        <w:br/>
+      </w:r>
       <w:r>
         <w:rPr>
           <w:rFonts w:ascii="Aptos" w:eastAsia="Aptos" w:hAnsi="Aptos" w:cs="Aptos"/>
           <w:sz w:val="24"/>
           <w:szCs w:val="24"/>
         </w:rPr>
-        <w:t xml:space="preserve"> Tonholi</w:t>
-      </w:r>
-      <w:r>
-        <w:rPr>
-          <w:rFonts w:ascii="Aptos" w:eastAsia="Aptos" w:hAnsi="Aptos" w:cs="Aptos"/>
-          <w:sz w:val="24"/>
-          <w:szCs w:val="24"/>
-        </w:rPr>
-        <w:t xml:space="preserve"> de Morais</w:t>
-      </w:r>
-      <w:r>
-        <w:br/>
-      </w:r>
-      <w:r>
-        <w:rPr>
-          <w:rFonts w:ascii="Aptos" w:eastAsia="Aptos" w:hAnsi="Aptos" w:cs="Aptos"/>
-          <w:sz w:val="24"/>
-          <w:szCs w:val="24"/>
-        </w:rPr>
-        <w:t xml:space="preserve">Orientador: Jefferson </w:t>
-      </w:r>
-      <w:proofErr w:type="spellStart"/>
-      <w:r>
-        <w:rPr>
-          <w:rFonts w:ascii="Aptos" w:eastAsia="Aptos" w:hAnsi="Aptos" w:cs="Aptos"/>
-          <w:sz w:val="24"/>
-          <w:szCs w:val="24"/>
-        </w:rPr>
-        <w:t>Antonio</w:t>
-      </w:r>
-      <w:proofErr w:type="spellEnd"/>
-      <w:r>
-        <w:rPr>
-          <w:rFonts w:ascii="Aptos" w:eastAsia="Aptos" w:hAnsi="Aptos" w:cs="Aptos"/>
-          <w:sz w:val="24"/>
-          <w:szCs w:val="24"/>
-        </w:rPr>
-        <w:t xml:space="preserve"> Ribeiro </w:t>
-      </w:r>
-      <w:proofErr w:type="spellStart"/>
-      <w:r>
-        <w:rPr>
-          <w:rFonts w:ascii="Aptos" w:eastAsia="Aptos" w:hAnsi="Aptos" w:cs="Aptos"/>
-          <w:sz w:val="24"/>
-          <w:szCs w:val="24"/>
-        </w:rPr>
-        <w:t>Passerini</w:t>
-      </w:r>
-      <w:proofErr w:type="spellEnd"/>
+        <w:t>Orientador: Jefferson Antonio Ribeiro Passerini</w:t>
+      </w:r>
     </w:p>
     <w:sectPr>
       <w:pgSz w:w="11906" w:h="16838"/>
@@ -7205,6 +5984,7 @@
   <w:style w:type="character" w:default="1" w:styleId="Fontepargpadro">
     <w:name w:val="Default Paragraph Font"/>
     <w:uiPriority w:val="1"/>
+    <w:semiHidden/>
     <w:unhideWhenUsed/>
   </w:style>
   <w:style w:type="table" w:default="1" w:styleId="Tabelanormal">
@@ -7892,12 +6672,6 @@
 </file>
 
 <file path=customXml/item1.xml><?xml version="1.0" encoding="utf-8"?>
-<p:properties xmlns:p="http://schemas.microsoft.com/office/2006/metadata/properties" xmlns:xsi="http://www.w3.org/2001/XMLSchema-instance" xmlns:pc="http://schemas.microsoft.com/office/infopath/2007/PartnerControls">
-  <documentManagement/>
-</p:properties>
-</file>
-
-<file path=customXml/item2.xml><?xml version="1.0" encoding="utf-8"?>
 <ct:contentTypeSchema xmlns:ct="http://schemas.microsoft.com/office/2006/metadata/contentType" xmlns:ma="http://schemas.microsoft.com/office/2006/metadata/properties/metaAttributes" ct:_="" ma:_="" ma:contentTypeName="Documento" ma:contentTypeID="0x010100B37008164333CE47B7554A23BF4CE40A" ma:contentTypeVersion="3" ma:contentTypeDescription="Crie um novo documento." ma:contentTypeScope="" ma:versionID="01d70e1db2e5282cbeb036b3d8462683">
   <xsd:schema xmlns:xsd="http://www.w3.org/2001/XMLSchema" xmlns:xs="http://www.w3.org/2001/XMLSchema" xmlns:p="http://schemas.microsoft.com/office/2006/metadata/properties" xmlns:ns2="0dd540f2-19ea-4199-a9ce-e531162f98d7" targetNamespace="http://schemas.microsoft.com/office/2006/metadata/properties" ma:root="true" ma:fieldsID="b0ca1735cf6dfdacfbf35c674503d2b1" ns2:_="">
     <xsd:import namespace="0dd540f2-19ea-4199-a9ce-e531162f98d7"/>
@@ -8035,6 +6809,12 @@
 </ct:contentTypeSchema>
 </file>
 
+<file path=customXml/item2.xml><?xml version="1.0" encoding="utf-8"?>
+<p:properties xmlns:p="http://schemas.microsoft.com/office/2006/metadata/properties" xmlns:xsi="http://www.w3.org/2001/XMLSchema-instance" xmlns:pc="http://schemas.microsoft.com/office/infopath/2007/PartnerControls">
+  <documentManagement/>
+</p:properties>
+</file>
+
 <file path=customXml/item3.xml><?xml version="1.0" encoding="utf-8"?>
 <?mso-contentType ?>
 <FormTemplates xmlns="http://schemas.microsoft.com/sharepoint/v3/contenttype/forms">
@@ -8045,15 +6825,6 @@
 </file>
 
 <file path=customXml/itemProps1.xml><?xml version="1.0" encoding="utf-8"?>
-<ds:datastoreItem xmlns:ds="http://schemas.openxmlformats.org/officeDocument/2006/customXml" ds:itemID="{0028EFB7-3706-477C-BC22-76AF0C752638}">
-  <ds:schemaRefs>
-    <ds:schemaRef ds:uri="http://schemas.microsoft.com/office/2006/metadata/properties"/>
-    <ds:schemaRef ds:uri="http://schemas.microsoft.com/office/infopath/2007/PartnerControls"/>
-  </ds:schemaRefs>
-</ds:datastoreItem>
-</file>
-
-<file path=customXml/itemProps2.xml><?xml version="1.0" encoding="utf-8"?>
 <ds:datastoreItem xmlns:ds="http://schemas.openxmlformats.org/officeDocument/2006/customXml" ds:itemID="{3258D31E-C4C0-4BAE-8DEF-91B5992C0A3A}">
   <ds:schemaRefs>
     <ds:schemaRef ds:uri="http://schemas.microsoft.com/office/2006/metadata/contentType"/>
@@ -8071,6 +6842,15 @@
 </ds:datastoreItem>
 </file>
 
+<file path=customXml/itemProps2.xml><?xml version="1.0" encoding="utf-8"?>
+<ds:datastoreItem xmlns:ds="http://schemas.openxmlformats.org/officeDocument/2006/customXml" ds:itemID="{0028EFB7-3706-477C-BC22-76AF0C752638}">
+  <ds:schemaRefs>
+    <ds:schemaRef ds:uri="http://schemas.microsoft.com/office/2006/metadata/properties"/>
+    <ds:schemaRef ds:uri="http://schemas.microsoft.com/office/infopath/2007/PartnerControls"/>
+  </ds:schemaRefs>
+</ds:datastoreItem>
+</file>
+
 <file path=customXml/itemProps3.xml><?xml version="1.0" encoding="utf-8"?>
 <ds:datastoreItem xmlns:ds="http://schemas.openxmlformats.org/officeDocument/2006/customXml" ds:itemID="{0876BD9A-9CA5-48C2-BF8E-F2DECFB0FD38}">
   <ds:schemaRefs>
